--- a/docs/docx/zakl_sdelki.docx
+++ b/docs/docx/zakl_sdelki.docx
@@ -193,6 +193,678 @@
               <w:t>{{ВЫВОД}}</w:t>
             </w:r>
           </w:p>
+        </w:tc>
+      </w:tr>
+      <w:tr>
+        <w:tc>
+          <w:tcPr>
+            <w:tcW w:type="dxa" w:w="1234"/>
+          </w:tcPr>
+          <w:p>
+            <w:r>
+              <w:t>2</w:t>
+            </w:r>
+          </w:p>
+        </w:tc>
+        <w:tc>
+          <w:tcPr>
+            <w:tcW w:type="dxa" w:w="1234"/>
+          </w:tcPr>
+          <w:p/>
+        </w:tc>
+        <w:tc>
+          <w:tcPr>
+            <w:tcW w:type="dxa" w:w="1234"/>
+          </w:tcPr>
+          <w:p/>
+        </w:tc>
+        <w:tc>
+          <w:tcPr>
+            <w:tcW w:type="dxa" w:w="1234"/>
+          </w:tcPr>
+          <w:p/>
+        </w:tc>
+        <w:tc>
+          <w:tcPr>
+            <w:tcW w:type="dxa" w:w="1234"/>
+          </w:tcPr>
+          <w:p/>
+        </w:tc>
+        <w:tc>
+          <w:tcPr>
+            <w:tcW w:type="dxa" w:w="1234"/>
+          </w:tcPr>
+          <w:p/>
+        </w:tc>
+        <w:tc>
+          <w:tcPr>
+            <w:tcW w:type="dxa" w:w="1234"/>
+          </w:tcPr>
+          <w:p/>
+        </w:tc>
+      </w:tr>
+      <w:tr>
+        <w:tc>
+          <w:tcPr>
+            <w:tcW w:type="dxa" w:w="1234"/>
+          </w:tcPr>
+          <w:p>
+            <w:r>
+              <w:t>3</w:t>
+            </w:r>
+          </w:p>
+        </w:tc>
+        <w:tc>
+          <w:tcPr>
+            <w:tcW w:type="dxa" w:w="1234"/>
+          </w:tcPr>
+          <w:p/>
+        </w:tc>
+        <w:tc>
+          <w:tcPr>
+            <w:tcW w:type="dxa" w:w="1234"/>
+          </w:tcPr>
+          <w:p/>
+        </w:tc>
+        <w:tc>
+          <w:tcPr>
+            <w:tcW w:type="dxa" w:w="1234"/>
+          </w:tcPr>
+          <w:p/>
+        </w:tc>
+        <w:tc>
+          <w:tcPr>
+            <w:tcW w:type="dxa" w:w="1234"/>
+          </w:tcPr>
+          <w:p/>
+        </w:tc>
+        <w:tc>
+          <w:tcPr>
+            <w:tcW w:type="dxa" w:w="1234"/>
+          </w:tcPr>
+          <w:p/>
+        </w:tc>
+        <w:tc>
+          <w:tcPr>
+            <w:tcW w:type="dxa" w:w="1234"/>
+          </w:tcPr>
+          <w:p/>
+        </w:tc>
+      </w:tr>
+      <w:tr>
+        <w:tc>
+          <w:tcPr>
+            <w:tcW w:type="dxa" w:w="1234"/>
+          </w:tcPr>
+          <w:p>
+            <w:r>
+              <w:t>4</w:t>
+            </w:r>
+          </w:p>
+        </w:tc>
+        <w:tc>
+          <w:tcPr>
+            <w:tcW w:type="dxa" w:w="1234"/>
+          </w:tcPr>
+          <w:p/>
+        </w:tc>
+        <w:tc>
+          <w:tcPr>
+            <w:tcW w:type="dxa" w:w="1234"/>
+          </w:tcPr>
+          <w:p/>
+        </w:tc>
+        <w:tc>
+          <w:tcPr>
+            <w:tcW w:type="dxa" w:w="1234"/>
+          </w:tcPr>
+          <w:p/>
+        </w:tc>
+        <w:tc>
+          <w:tcPr>
+            <w:tcW w:type="dxa" w:w="1234"/>
+          </w:tcPr>
+          <w:p/>
+        </w:tc>
+        <w:tc>
+          <w:tcPr>
+            <w:tcW w:type="dxa" w:w="1234"/>
+          </w:tcPr>
+          <w:p/>
+        </w:tc>
+        <w:tc>
+          <w:tcPr>
+            <w:tcW w:type="dxa" w:w="1234"/>
+          </w:tcPr>
+          <w:p/>
+        </w:tc>
+      </w:tr>
+      <w:tr>
+        <w:tc>
+          <w:tcPr>
+            <w:tcW w:type="dxa" w:w="1234"/>
+          </w:tcPr>
+          <w:p>
+            <w:r>
+              <w:t>5</w:t>
+            </w:r>
+          </w:p>
+        </w:tc>
+        <w:tc>
+          <w:tcPr>
+            <w:tcW w:type="dxa" w:w="1234"/>
+          </w:tcPr>
+          <w:p/>
+        </w:tc>
+        <w:tc>
+          <w:tcPr>
+            <w:tcW w:type="dxa" w:w="1234"/>
+          </w:tcPr>
+          <w:p/>
+        </w:tc>
+        <w:tc>
+          <w:tcPr>
+            <w:tcW w:type="dxa" w:w="1234"/>
+          </w:tcPr>
+          <w:p/>
+        </w:tc>
+        <w:tc>
+          <w:tcPr>
+            <w:tcW w:type="dxa" w:w="1234"/>
+          </w:tcPr>
+          <w:p/>
+        </w:tc>
+        <w:tc>
+          <w:tcPr>
+            <w:tcW w:type="dxa" w:w="1234"/>
+          </w:tcPr>
+          <w:p/>
+        </w:tc>
+        <w:tc>
+          <w:tcPr>
+            <w:tcW w:type="dxa" w:w="1234"/>
+          </w:tcPr>
+          <w:p/>
+        </w:tc>
+      </w:tr>
+      <w:tr>
+        <w:tc>
+          <w:tcPr>
+            <w:tcW w:type="dxa" w:w="1234"/>
+          </w:tcPr>
+          <w:p>
+            <w:r>
+              <w:t>6</w:t>
+            </w:r>
+          </w:p>
+        </w:tc>
+        <w:tc>
+          <w:tcPr>
+            <w:tcW w:type="dxa" w:w="1234"/>
+          </w:tcPr>
+          <w:p/>
+        </w:tc>
+        <w:tc>
+          <w:tcPr>
+            <w:tcW w:type="dxa" w:w="1234"/>
+          </w:tcPr>
+          <w:p/>
+        </w:tc>
+        <w:tc>
+          <w:tcPr>
+            <w:tcW w:type="dxa" w:w="1234"/>
+          </w:tcPr>
+          <w:p/>
+        </w:tc>
+        <w:tc>
+          <w:tcPr>
+            <w:tcW w:type="dxa" w:w="1234"/>
+          </w:tcPr>
+          <w:p/>
+        </w:tc>
+        <w:tc>
+          <w:tcPr>
+            <w:tcW w:type="dxa" w:w="1234"/>
+          </w:tcPr>
+          <w:p/>
+        </w:tc>
+        <w:tc>
+          <w:tcPr>
+            <w:tcW w:type="dxa" w:w="1234"/>
+          </w:tcPr>
+          <w:p/>
+        </w:tc>
+      </w:tr>
+      <w:tr>
+        <w:tc>
+          <w:tcPr>
+            <w:tcW w:type="dxa" w:w="1234"/>
+          </w:tcPr>
+          <w:p>
+            <w:r>
+              <w:t>7</w:t>
+            </w:r>
+          </w:p>
+        </w:tc>
+        <w:tc>
+          <w:tcPr>
+            <w:tcW w:type="dxa" w:w="1234"/>
+          </w:tcPr>
+          <w:p/>
+        </w:tc>
+        <w:tc>
+          <w:tcPr>
+            <w:tcW w:type="dxa" w:w="1234"/>
+          </w:tcPr>
+          <w:p/>
+        </w:tc>
+        <w:tc>
+          <w:tcPr>
+            <w:tcW w:type="dxa" w:w="1234"/>
+          </w:tcPr>
+          <w:p/>
+        </w:tc>
+        <w:tc>
+          <w:tcPr>
+            <w:tcW w:type="dxa" w:w="1234"/>
+          </w:tcPr>
+          <w:p/>
+        </w:tc>
+        <w:tc>
+          <w:tcPr>
+            <w:tcW w:type="dxa" w:w="1234"/>
+          </w:tcPr>
+          <w:p/>
+        </w:tc>
+        <w:tc>
+          <w:tcPr>
+            <w:tcW w:type="dxa" w:w="1234"/>
+          </w:tcPr>
+          <w:p/>
+        </w:tc>
+      </w:tr>
+      <w:tr>
+        <w:tc>
+          <w:tcPr>
+            <w:tcW w:type="dxa" w:w="1234"/>
+          </w:tcPr>
+          <w:p>
+            <w:r>
+              <w:t>8</w:t>
+            </w:r>
+          </w:p>
+        </w:tc>
+        <w:tc>
+          <w:tcPr>
+            <w:tcW w:type="dxa" w:w="1234"/>
+          </w:tcPr>
+          <w:p/>
+        </w:tc>
+        <w:tc>
+          <w:tcPr>
+            <w:tcW w:type="dxa" w:w="1234"/>
+          </w:tcPr>
+          <w:p/>
+        </w:tc>
+        <w:tc>
+          <w:tcPr>
+            <w:tcW w:type="dxa" w:w="1234"/>
+          </w:tcPr>
+          <w:p/>
+        </w:tc>
+        <w:tc>
+          <w:tcPr>
+            <w:tcW w:type="dxa" w:w="1234"/>
+          </w:tcPr>
+          <w:p/>
+        </w:tc>
+        <w:tc>
+          <w:tcPr>
+            <w:tcW w:type="dxa" w:w="1234"/>
+          </w:tcPr>
+          <w:p/>
+        </w:tc>
+        <w:tc>
+          <w:tcPr>
+            <w:tcW w:type="dxa" w:w="1234"/>
+          </w:tcPr>
+          <w:p/>
+        </w:tc>
+      </w:tr>
+      <w:tr>
+        <w:tc>
+          <w:tcPr>
+            <w:tcW w:type="dxa" w:w="1234"/>
+          </w:tcPr>
+          <w:p>
+            <w:r>
+              <w:t>9</w:t>
+            </w:r>
+          </w:p>
+        </w:tc>
+        <w:tc>
+          <w:tcPr>
+            <w:tcW w:type="dxa" w:w="1234"/>
+          </w:tcPr>
+          <w:p/>
+        </w:tc>
+        <w:tc>
+          <w:tcPr>
+            <w:tcW w:type="dxa" w:w="1234"/>
+          </w:tcPr>
+          <w:p/>
+        </w:tc>
+        <w:tc>
+          <w:tcPr>
+            <w:tcW w:type="dxa" w:w="1234"/>
+          </w:tcPr>
+          <w:p/>
+        </w:tc>
+        <w:tc>
+          <w:tcPr>
+            <w:tcW w:type="dxa" w:w="1234"/>
+          </w:tcPr>
+          <w:p/>
+        </w:tc>
+        <w:tc>
+          <w:tcPr>
+            <w:tcW w:type="dxa" w:w="1234"/>
+          </w:tcPr>
+          <w:p/>
+        </w:tc>
+        <w:tc>
+          <w:tcPr>
+            <w:tcW w:type="dxa" w:w="1234"/>
+          </w:tcPr>
+          <w:p/>
+        </w:tc>
+      </w:tr>
+      <w:tr>
+        <w:tc>
+          <w:tcPr>
+            <w:tcW w:type="dxa" w:w="1234"/>
+          </w:tcPr>
+          <w:p>
+            <w:r>
+              <w:t>10</w:t>
+            </w:r>
+          </w:p>
+        </w:tc>
+        <w:tc>
+          <w:tcPr>
+            <w:tcW w:type="dxa" w:w="1234"/>
+          </w:tcPr>
+          <w:p/>
+        </w:tc>
+        <w:tc>
+          <w:tcPr>
+            <w:tcW w:type="dxa" w:w="1234"/>
+          </w:tcPr>
+          <w:p/>
+        </w:tc>
+        <w:tc>
+          <w:tcPr>
+            <w:tcW w:type="dxa" w:w="1234"/>
+          </w:tcPr>
+          <w:p/>
+        </w:tc>
+        <w:tc>
+          <w:tcPr>
+            <w:tcW w:type="dxa" w:w="1234"/>
+          </w:tcPr>
+          <w:p/>
+        </w:tc>
+        <w:tc>
+          <w:tcPr>
+            <w:tcW w:type="dxa" w:w="1234"/>
+          </w:tcPr>
+          <w:p/>
+        </w:tc>
+        <w:tc>
+          <w:tcPr>
+            <w:tcW w:type="dxa" w:w="1234"/>
+          </w:tcPr>
+          <w:p/>
+        </w:tc>
+      </w:tr>
+      <w:tr>
+        <w:tc>
+          <w:tcPr>
+            <w:tcW w:type="dxa" w:w="1234"/>
+          </w:tcPr>
+          <w:p>
+            <w:r>
+              <w:t>11</w:t>
+            </w:r>
+          </w:p>
+        </w:tc>
+        <w:tc>
+          <w:tcPr>
+            <w:tcW w:type="dxa" w:w="1234"/>
+          </w:tcPr>
+          <w:p/>
+        </w:tc>
+        <w:tc>
+          <w:tcPr>
+            <w:tcW w:type="dxa" w:w="1234"/>
+          </w:tcPr>
+          <w:p/>
+        </w:tc>
+        <w:tc>
+          <w:tcPr>
+            <w:tcW w:type="dxa" w:w="1234"/>
+          </w:tcPr>
+          <w:p/>
+        </w:tc>
+        <w:tc>
+          <w:tcPr>
+            <w:tcW w:type="dxa" w:w="1234"/>
+          </w:tcPr>
+          <w:p/>
+        </w:tc>
+        <w:tc>
+          <w:tcPr>
+            <w:tcW w:type="dxa" w:w="1234"/>
+          </w:tcPr>
+          <w:p/>
+        </w:tc>
+        <w:tc>
+          <w:tcPr>
+            <w:tcW w:type="dxa" w:w="1234"/>
+          </w:tcPr>
+          <w:p/>
+        </w:tc>
+      </w:tr>
+      <w:tr>
+        <w:tc>
+          <w:tcPr>
+            <w:tcW w:type="dxa" w:w="1234"/>
+          </w:tcPr>
+          <w:p>
+            <w:r>
+              <w:t>12</w:t>
+            </w:r>
+          </w:p>
+        </w:tc>
+        <w:tc>
+          <w:tcPr>
+            <w:tcW w:type="dxa" w:w="1234"/>
+          </w:tcPr>
+          <w:p/>
+        </w:tc>
+        <w:tc>
+          <w:tcPr>
+            <w:tcW w:type="dxa" w:w="1234"/>
+          </w:tcPr>
+          <w:p/>
+        </w:tc>
+        <w:tc>
+          <w:tcPr>
+            <w:tcW w:type="dxa" w:w="1234"/>
+          </w:tcPr>
+          <w:p/>
+        </w:tc>
+        <w:tc>
+          <w:tcPr>
+            <w:tcW w:type="dxa" w:w="1234"/>
+          </w:tcPr>
+          <w:p/>
+        </w:tc>
+        <w:tc>
+          <w:tcPr>
+            <w:tcW w:type="dxa" w:w="1234"/>
+          </w:tcPr>
+          <w:p/>
+        </w:tc>
+        <w:tc>
+          <w:tcPr>
+            <w:tcW w:type="dxa" w:w="1234"/>
+          </w:tcPr>
+          <w:p/>
+        </w:tc>
+      </w:tr>
+      <w:tr>
+        <w:tc>
+          <w:tcPr>
+            <w:tcW w:type="dxa" w:w="1234"/>
+          </w:tcPr>
+          <w:p>
+            <w:r>
+              <w:t>13</w:t>
+            </w:r>
+          </w:p>
+        </w:tc>
+        <w:tc>
+          <w:tcPr>
+            <w:tcW w:type="dxa" w:w="1234"/>
+          </w:tcPr>
+          <w:p/>
+        </w:tc>
+        <w:tc>
+          <w:tcPr>
+            <w:tcW w:type="dxa" w:w="1234"/>
+          </w:tcPr>
+          <w:p/>
+        </w:tc>
+        <w:tc>
+          <w:tcPr>
+            <w:tcW w:type="dxa" w:w="1234"/>
+          </w:tcPr>
+          <w:p/>
+        </w:tc>
+        <w:tc>
+          <w:tcPr>
+            <w:tcW w:type="dxa" w:w="1234"/>
+          </w:tcPr>
+          <w:p/>
+        </w:tc>
+        <w:tc>
+          <w:tcPr>
+            <w:tcW w:type="dxa" w:w="1234"/>
+          </w:tcPr>
+          <w:p/>
+        </w:tc>
+        <w:tc>
+          <w:tcPr>
+            <w:tcW w:type="dxa" w:w="1234"/>
+          </w:tcPr>
+          <w:p/>
+        </w:tc>
+      </w:tr>
+      <w:tr>
+        <w:tc>
+          <w:tcPr>
+            <w:tcW w:type="dxa" w:w="1234"/>
+          </w:tcPr>
+          <w:p>
+            <w:r>
+              <w:t>14</w:t>
+            </w:r>
+          </w:p>
+        </w:tc>
+        <w:tc>
+          <w:tcPr>
+            <w:tcW w:type="dxa" w:w="1234"/>
+          </w:tcPr>
+          <w:p/>
+        </w:tc>
+        <w:tc>
+          <w:tcPr>
+            <w:tcW w:type="dxa" w:w="1234"/>
+          </w:tcPr>
+          <w:p/>
+        </w:tc>
+        <w:tc>
+          <w:tcPr>
+            <w:tcW w:type="dxa" w:w="1234"/>
+          </w:tcPr>
+          <w:p/>
+        </w:tc>
+        <w:tc>
+          <w:tcPr>
+            <w:tcW w:type="dxa" w:w="1234"/>
+          </w:tcPr>
+          <w:p/>
+        </w:tc>
+        <w:tc>
+          <w:tcPr>
+            <w:tcW w:type="dxa" w:w="1234"/>
+          </w:tcPr>
+          <w:p/>
+        </w:tc>
+        <w:tc>
+          <w:tcPr>
+            <w:tcW w:type="dxa" w:w="1234"/>
+          </w:tcPr>
+          <w:p/>
+        </w:tc>
+      </w:tr>
+      <w:tr>
+        <w:tc>
+          <w:tcPr>
+            <w:tcW w:type="dxa" w:w="1234"/>
+          </w:tcPr>
+          <w:p>
+            <w:r>
+              <w:t>15</w:t>
+            </w:r>
+          </w:p>
+        </w:tc>
+        <w:tc>
+          <w:tcPr>
+            <w:tcW w:type="dxa" w:w="1234"/>
+          </w:tcPr>
+          <w:p/>
+        </w:tc>
+        <w:tc>
+          <w:tcPr>
+            <w:tcW w:type="dxa" w:w="1234"/>
+          </w:tcPr>
+          <w:p/>
+        </w:tc>
+        <w:tc>
+          <w:tcPr>
+            <w:tcW w:type="dxa" w:w="1234"/>
+          </w:tcPr>
+          <w:p/>
+        </w:tc>
+        <w:tc>
+          <w:tcPr>
+            <w:tcW w:type="dxa" w:w="1234"/>
+          </w:tcPr>
+          <w:p/>
+        </w:tc>
+        <w:tc>
+          <w:tcPr>
+            <w:tcW w:type="dxa" w:w="1234"/>
+          </w:tcPr>
+          <w:p/>
+        </w:tc>
+        <w:tc>
+          <w:tcPr>
+            <w:tcW w:type="dxa" w:w="1234"/>
+          </w:tcPr>
+          <w:p/>
         </w:tc>
       </w:tr>
     </w:tbl>

--- a/docs/docx/zakl_sdelki.docx
+++ b/docs/docx/zakl_sdelki.docx
@@ -43,18 +43,18 @@
         <w:tblLook w:firstColumn="1" w:firstRow="1" w:lastColumn="0" w:lastRow="0" w:noHBand="0" w:noVBand="1" w:val="04A0"/>
       </w:tblPr>
       <w:tblGrid>
-        <w:gridCol w:w="1234"/>
-        <w:gridCol w:w="1234"/>
-        <w:gridCol w:w="1234"/>
-        <w:gridCol w:w="1234"/>
-        <w:gridCol w:w="1234"/>
-        <w:gridCol w:w="1234"/>
-        <w:gridCol w:w="1234"/>
+        <w:gridCol w:w="1336"/>
+        <w:gridCol w:w="1336"/>
+        <w:gridCol w:w="1336"/>
+        <w:gridCol w:w="1336"/>
+        <w:gridCol w:w="1336"/>
+        <w:gridCol w:w="1336"/>
+        <w:gridCol w:w="1336"/>
       </w:tblGrid>
       <w:tr>
         <w:tc>
           <w:tcPr>
-            <w:tcW w:type="dxa" w:w="1234"/>
+            <w:tcW w:type="dxa" w:w="1336"/>
           </w:tcPr>
           <w:p>
             <w:r>
@@ -64,7 +64,7 @@
         </w:tc>
         <w:tc>
           <w:tcPr>
-            <w:tcW w:type="dxa" w:w="1234"/>
+            <w:tcW w:type="dxa" w:w="1336"/>
           </w:tcPr>
           <w:p>
             <w:r>
@@ -74,7 +74,7 @@
         </w:tc>
         <w:tc>
           <w:tcPr>
-            <w:tcW w:type="dxa" w:w="1234"/>
+            <w:tcW w:type="dxa" w:w="1336"/>
           </w:tcPr>
           <w:p>
             <w:r>
@@ -84,7 +84,7 @@
         </w:tc>
         <w:tc>
           <w:tcPr>
-            <w:tcW w:type="dxa" w:w="1234"/>
+            <w:tcW w:type="dxa" w:w="1336"/>
           </w:tcPr>
           <w:p>
             <w:r>
@@ -94,7 +94,7 @@
         </w:tc>
         <w:tc>
           <w:tcPr>
-            <w:tcW w:type="dxa" w:w="1234"/>
+            <w:tcW w:type="dxa" w:w="1336"/>
           </w:tcPr>
           <w:p>
             <w:r>
@@ -104,7 +104,7 @@
         </w:tc>
         <w:tc>
           <w:tcPr>
-            <w:tcW w:type="dxa" w:w="1234"/>
+            <w:tcW w:type="dxa" w:w="1336"/>
           </w:tcPr>
           <w:p>
             <w:r>
@@ -114,7 +114,7 @@
         </w:tc>
         <w:tc>
           <w:tcPr>
-            <w:tcW w:type="dxa" w:w="1234"/>
+            <w:tcW w:type="dxa" w:w="1336"/>
           </w:tcPr>
           <w:p>
             <w:r>
@@ -126,7 +126,7 @@
       <w:tr>
         <w:tc>
           <w:tcPr>
-            <w:tcW w:type="dxa" w:w="1234"/>
+            <w:tcW w:type="dxa" w:w="1336"/>
           </w:tcPr>
           <w:p>
             <w:r>
@@ -136,7 +136,7 @@
         </w:tc>
         <w:tc>
           <w:tcPr>
-            <w:tcW w:type="dxa" w:w="1234"/>
+            <w:tcW w:type="dxa" w:w="1336"/>
           </w:tcPr>
           <w:p>
             <w:r>
@@ -146,7 +146,7 @@
         </w:tc>
         <w:tc>
           <w:tcPr>
-            <w:tcW w:type="dxa" w:w="1234"/>
+            <w:tcW w:type="dxa" w:w="1336"/>
           </w:tcPr>
           <w:p>
             <w:r>
@@ -156,7 +156,7 @@
         </w:tc>
         <w:tc>
           <w:tcPr>
-            <w:tcW w:type="dxa" w:w="1234"/>
+            <w:tcW w:type="dxa" w:w="1336"/>
           </w:tcPr>
           <w:p>
             <w:r>
@@ -166,7 +166,7 @@
         </w:tc>
         <w:tc>
           <w:tcPr>
-            <w:tcW w:type="dxa" w:w="1234"/>
+            <w:tcW w:type="dxa" w:w="1336"/>
           </w:tcPr>
           <w:p>
             <w:r>
@@ -176,7 +176,7 @@
         </w:tc>
         <w:tc>
           <w:tcPr>
-            <w:tcW w:type="dxa" w:w="1234"/>
+            <w:tcW w:type="dxa" w:w="1336"/>
           </w:tcPr>
           <w:p>
             <w:r>
@@ -186,7 +186,7 @@
         </w:tc>
         <w:tc>
           <w:tcPr>
-            <w:tcW w:type="dxa" w:w="1234"/>
+            <w:tcW w:type="dxa" w:w="1336"/>
           </w:tcPr>
           <w:p>
             <w:r>
@@ -198,7 +198,7 @@
       <w:tr>
         <w:tc>
           <w:tcPr>
-            <w:tcW w:type="dxa" w:w="1234"/>
+            <w:tcW w:type="dxa" w:w="1336"/>
           </w:tcPr>
           <w:p>
             <w:r>
@@ -208,37 +208,37 @@
         </w:tc>
         <w:tc>
           <w:tcPr>
-            <w:tcW w:type="dxa" w:w="1234"/>
+            <w:tcW w:type="dxa" w:w="1336"/>
           </w:tcPr>
           <w:p/>
         </w:tc>
         <w:tc>
           <w:tcPr>
-            <w:tcW w:type="dxa" w:w="1234"/>
+            <w:tcW w:type="dxa" w:w="1336"/>
           </w:tcPr>
           <w:p/>
         </w:tc>
         <w:tc>
           <w:tcPr>
-            <w:tcW w:type="dxa" w:w="1234"/>
+            <w:tcW w:type="dxa" w:w="1336"/>
           </w:tcPr>
           <w:p/>
         </w:tc>
         <w:tc>
           <w:tcPr>
-            <w:tcW w:type="dxa" w:w="1234"/>
+            <w:tcW w:type="dxa" w:w="1336"/>
           </w:tcPr>
           <w:p/>
         </w:tc>
         <w:tc>
           <w:tcPr>
-            <w:tcW w:type="dxa" w:w="1234"/>
+            <w:tcW w:type="dxa" w:w="1336"/>
           </w:tcPr>
           <w:p/>
         </w:tc>
         <w:tc>
           <w:tcPr>
-            <w:tcW w:type="dxa" w:w="1234"/>
+            <w:tcW w:type="dxa" w:w="1336"/>
           </w:tcPr>
           <w:p/>
         </w:tc>
@@ -246,7 +246,7 @@
       <w:tr>
         <w:tc>
           <w:tcPr>
-            <w:tcW w:type="dxa" w:w="1234"/>
+            <w:tcW w:type="dxa" w:w="1336"/>
           </w:tcPr>
           <w:p>
             <w:r>
@@ -256,37 +256,37 @@
         </w:tc>
         <w:tc>
           <w:tcPr>
-            <w:tcW w:type="dxa" w:w="1234"/>
+            <w:tcW w:type="dxa" w:w="1336"/>
           </w:tcPr>
           <w:p/>
         </w:tc>
         <w:tc>
           <w:tcPr>
-            <w:tcW w:type="dxa" w:w="1234"/>
+            <w:tcW w:type="dxa" w:w="1336"/>
           </w:tcPr>
           <w:p/>
         </w:tc>
         <w:tc>
           <w:tcPr>
-            <w:tcW w:type="dxa" w:w="1234"/>
+            <w:tcW w:type="dxa" w:w="1336"/>
           </w:tcPr>
           <w:p/>
         </w:tc>
         <w:tc>
           <w:tcPr>
-            <w:tcW w:type="dxa" w:w="1234"/>
+            <w:tcW w:type="dxa" w:w="1336"/>
           </w:tcPr>
           <w:p/>
         </w:tc>
         <w:tc>
           <w:tcPr>
-            <w:tcW w:type="dxa" w:w="1234"/>
+            <w:tcW w:type="dxa" w:w="1336"/>
           </w:tcPr>
           <w:p/>
         </w:tc>
         <w:tc>
           <w:tcPr>
-            <w:tcW w:type="dxa" w:w="1234"/>
+            <w:tcW w:type="dxa" w:w="1336"/>
           </w:tcPr>
           <w:p/>
         </w:tc>
@@ -294,7 +294,7 @@
       <w:tr>
         <w:tc>
           <w:tcPr>
-            <w:tcW w:type="dxa" w:w="1234"/>
+            <w:tcW w:type="dxa" w:w="1336"/>
           </w:tcPr>
           <w:p>
             <w:r>
@@ -304,37 +304,37 @@
         </w:tc>
         <w:tc>
           <w:tcPr>
-            <w:tcW w:type="dxa" w:w="1234"/>
+            <w:tcW w:type="dxa" w:w="1336"/>
           </w:tcPr>
           <w:p/>
         </w:tc>
         <w:tc>
           <w:tcPr>
-            <w:tcW w:type="dxa" w:w="1234"/>
+            <w:tcW w:type="dxa" w:w="1336"/>
           </w:tcPr>
           <w:p/>
         </w:tc>
         <w:tc>
           <w:tcPr>
-            <w:tcW w:type="dxa" w:w="1234"/>
+            <w:tcW w:type="dxa" w:w="1336"/>
           </w:tcPr>
           <w:p/>
         </w:tc>
         <w:tc>
           <w:tcPr>
-            <w:tcW w:type="dxa" w:w="1234"/>
+            <w:tcW w:type="dxa" w:w="1336"/>
           </w:tcPr>
           <w:p/>
         </w:tc>
         <w:tc>
           <w:tcPr>
-            <w:tcW w:type="dxa" w:w="1234"/>
+            <w:tcW w:type="dxa" w:w="1336"/>
           </w:tcPr>
           <w:p/>
         </w:tc>
         <w:tc>
           <w:tcPr>
-            <w:tcW w:type="dxa" w:w="1234"/>
+            <w:tcW w:type="dxa" w:w="1336"/>
           </w:tcPr>
           <w:p/>
         </w:tc>
@@ -342,7 +342,7 @@
       <w:tr>
         <w:tc>
           <w:tcPr>
-            <w:tcW w:type="dxa" w:w="1234"/>
+            <w:tcW w:type="dxa" w:w="1336"/>
           </w:tcPr>
           <w:p>
             <w:r>
@@ -352,37 +352,37 @@
         </w:tc>
         <w:tc>
           <w:tcPr>
-            <w:tcW w:type="dxa" w:w="1234"/>
+            <w:tcW w:type="dxa" w:w="1336"/>
           </w:tcPr>
           <w:p/>
         </w:tc>
         <w:tc>
           <w:tcPr>
-            <w:tcW w:type="dxa" w:w="1234"/>
+            <w:tcW w:type="dxa" w:w="1336"/>
           </w:tcPr>
           <w:p/>
         </w:tc>
         <w:tc>
           <w:tcPr>
-            <w:tcW w:type="dxa" w:w="1234"/>
+            <w:tcW w:type="dxa" w:w="1336"/>
           </w:tcPr>
           <w:p/>
         </w:tc>
         <w:tc>
           <w:tcPr>
-            <w:tcW w:type="dxa" w:w="1234"/>
+            <w:tcW w:type="dxa" w:w="1336"/>
           </w:tcPr>
           <w:p/>
         </w:tc>
         <w:tc>
           <w:tcPr>
-            <w:tcW w:type="dxa" w:w="1234"/>
+            <w:tcW w:type="dxa" w:w="1336"/>
           </w:tcPr>
           <w:p/>
         </w:tc>
         <w:tc>
           <w:tcPr>
-            <w:tcW w:type="dxa" w:w="1234"/>
+            <w:tcW w:type="dxa" w:w="1336"/>
           </w:tcPr>
           <w:p/>
         </w:tc>
@@ -390,7 +390,7 @@
       <w:tr>
         <w:tc>
           <w:tcPr>
-            <w:tcW w:type="dxa" w:w="1234"/>
+            <w:tcW w:type="dxa" w:w="1336"/>
           </w:tcPr>
           <w:p>
             <w:r>
@@ -400,37 +400,37 @@
         </w:tc>
         <w:tc>
           <w:tcPr>
-            <w:tcW w:type="dxa" w:w="1234"/>
+            <w:tcW w:type="dxa" w:w="1336"/>
           </w:tcPr>
           <w:p/>
         </w:tc>
         <w:tc>
           <w:tcPr>
-            <w:tcW w:type="dxa" w:w="1234"/>
+            <w:tcW w:type="dxa" w:w="1336"/>
           </w:tcPr>
           <w:p/>
         </w:tc>
         <w:tc>
           <w:tcPr>
-            <w:tcW w:type="dxa" w:w="1234"/>
+            <w:tcW w:type="dxa" w:w="1336"/>
           </w:tcPr>
           <w:p/>
         </w:tc>
         <w:tc>
           <w:tcPr>
-            <w:tcW w:type="dxa" w:w="1234"/>
+            <w:tcW w:type="dxa" w:w="1336"/>
           </w:tcPr>
           <w:p/>
         </w:tc>
         <w:tc>
           <w:tcPr>
-            <w:tcW w:type="dxa" w:w="1234"/>
+            <w:tcW w:type="dxa" w:w="1336"/>
           </w:tcPr>
           <w:p/>
         </w:tc>
         <w:tc>
           <w:tcPr>
-            <w:tcW w:type="dxa" w:w="1234"/>
+            <w:tcW w:type="dxa" w:w="1336"/>
           </w:tcPr>
           <w:p/>
         </w:tc>
@@ -438,7 +438,7 @@
       <w:tr>
         <w:tc>
           <w:tcPr>
-            <w:tcW w:type="dxa" w:w="1234"/>
+            <w:tcW w:type="dxa" w:w="1336"/>
           </w:tcPr>
           <w:p>
             <w:r>
@@ -448,37 +448,37 @@
         </w:tc>
         <w:tc>
           <w:tcPr>
-            <w:tcW w:type="dxa" w:w="1234"/>
+            <w:tcW w:type="dxa" w:w="1336"/>
           </w:tcPr>
           <w:p/>
         </w:tc>
         <w:tc>
           <w:tcPr>
-            <w:tcW w:type="dxa" w:w="1234"/>
+            <w:tcW w:type="dxa" w:w="1336"/>
           </w:tcPr>
           <w:p/>
         </w:tc>
         <w:tc>
           <w:tcPr>
-            <w:tcW w:type="dxa" w:w="1234"/>
+            <w:tcW w:type="dxa" w:w="1336"/>
           </w:tcPr>
           <w:p/>
         </w:tc>
         <w:tc>
           <w:tcPr>
-            <w:tcW w:type="dxa" w:w="1234"/>
+            <w:tcW w:type="dxa" w:w="1336"/>
           </w:tcPr>
           <w:p/>
         </w:tc>
         <w:tc>
           <w:tcPr>
-            <w:tcW w:type="dxa" w:w="1234"/>
+            <w:tcW w:type="dxa" w:w="1336"/>
           </w:tcPr>
           <w:p/>
         </w:tc>
         <w:tc>
           <w:tcPr>
-            <w:tcW w:type="dxa" w:w="1234"/>
+            <w:tcW w:type="dxa" w:w="1336"/>
           </w:tcPr>
           <w:p/>
         </w:tc>
@@ -486,7 +486,7 @@
       <w:tr>
         <w:tc>
           <w:tcPr>
-            <w:tcW w:type="dxa" w:w="1234"/>
+            <w:tcW w:type="dxa" w:w="1336"/>
           </w:tcPr>
           <w:p>
             <w:r>
@@ -496,37 +496,37 @@
         </w:tc>
         <w:tc>
           <w:tcPr>
-            <w:tcW w:type="dxa" w:w="1234"/>
+            <w:tcW w:type="dxa" w:w="1336"/>
           </w:tcPr>
           <w:p/>
         </w:tc>
         <w:tc>
           <w:tcPr>
-            <w:tcW w:type="dxa" w:w="1234"/>
+            <w:tcW w:type="dxa" w:w="1336"/>
           </w:tcPr>
           <w:p/>
         </w:tc>
         <w:tc>
           <w:tcPr>
-            <w:tcW w:type="dxa" w:w="1234"/>
+            <w:tcW w:type="dxa" w:w="1336"/>
           </w:tcPr>
           <w:p/>
         </w:tc>
         <w:tc>
           <w:tcPr>
-            <w:tcW w:type="dxa" w:w="1234"/>
+            <w:tcW w:type="dxa" w:w="1336"/>
           </w:tcPr>
           <w:p/>
         </w:tc>
         <w:tc>
           <w:tcPr>
-            <w:tcW w:type="dxa" w:w="1234"/>
+            <w:tcW w:type="dxa" w:w="1336"/>
           </w:tcPr>
           <w:p/>
         </w:tc>
         <w:tc>
           <w:tcPr>
-            <w:tcW w:type="dxa" w:w="1234"/>
+            <w:tcW w:type="dxa" w:w="1336"/>
           </w:tcPr>
           <w:p/>
         </w:tc>
@@ -534,7 +534,7 @@
       <w:tr>
         <w:tc>
           <w:tcPr>
-            <w:tcW w:type="dxa" w:w="1234"/>
+            <w:tcW w:type="dxa" w:w="1336"/>
           </w:tcPr>
           <w:p>
             <w:r>
@@ -544,37 +544,37 @@
         </w:tc>
         <w:tc>
           <w:tcPr>
-            <w:tcW w:type="dxa" w:w="1234"/>
+            <w:tcW w:type="dxa" w:w="1336"/>
           </w:tcPr>
           <w:p/>
         </w:tc>
         <w:tc>
           <w:tcPr>
-            <w:tcW w:type="dxa" w:w="1234"/>
+            <w:tcW w:type="dxa" w:w="1336"/>
           </w:tcPr>
           <w:p/>
         </w:tc>
         <w:tc>
           <w:tcPr>
-            <w:tcW w:type="dxa" w:w="1234"/>
+            <w:tcW w:type="dxa" w:w="1336"/>
           </w:tcPr>
           <w:p/>
         </w:tc>
         <w:tc>
           <w:tcPr>
-            <w:tcW w:type="dxa" w:w="1234"/>
+            <w:tcW w:type="dxa" w:w="1336"/>
           </w:tcPr>
           <w:p/>
         </w:tc>
         <w:tc>
           <w:tcPr>
-            <w:tcW w:type="dxa" w:w="1234"/>
+            <w:tcW w:type="dxa" w:w="1336"/>
           </w:tcPr>
           <w:p/>
         </w:tc>
         <w:tc>
           <w:tcPr>
-            <w:tcW w:type="dxa" w:w="1234"/>
+            <w:tcW w:type="dxa" w:w="1336"/>
           </w:tcPr>
           <w:p/>
         </w:tc>
@@ -582,7 +582,7 @@
       <w:tr>
         <w:tc>
           <w:tcPr>
-            <w:tcW w:type="dxa" w:w="1234"/>
+            <w:tcW w:type="dxa" w:w="1336"/>
           </w:tcPr>
           <w:p>
             <w:r>
@@ -592,37 +592,37 @@
         </w:tc>
         <w:tc>
           <w:tcPr>
-            <w:tcW w:type="dxa" w:w="1234"/>
+            <w:tcW w:type="dxa" w:w="1336"/>
           </w:tcPr>
           <w:p/>
         </w:tc>
         <w:tc>
           <w:tcPr>
-            <w:tcW w:type="dxa" w:w="1234"/>
+            <w:tcW w:type="dxa" w:w="1336"/>
           </w:tcPr>
           <w:p/>
         </w:tc>
         <w:tc>
           <w:tcPr>
-            <w:tcW w:type="dxa" w:w="1234"/>
+            <w:tcW w:type="dxa" w:w="1336"/>
           </w:tcPr>
           <w:p/>
         </w:tc>
         <w:tc>
           <w:tcPr>
-            <w:tcW w:type="dxa" w:w="1234"/>
+            <w:tcW w:type="dxa" w:w="1336"/>
           </w:tcPr>
           <w:p/>
         </w:tc>
         <w:tc>
           <w:tcPr>
-            <w:tcW w:type="dxa" w:w="1234"/>
+            <w:tcW w:type="dxa" w:w="1336"/>
           </w:tcPr>
           <w:p/>
         </w:tc>
         <w:tc>
           <w:tcPr>
-            <w:tcW w:type="dxa" w:w="1234"/>
+            <w:tcW w:type="dxa" w:w="1336"/>
           </w:tcPr>
           <w:p/>
         </w:tc>
@@ -630,7 +630,7 @@
       <w:tr>
         <w:tc>
           <w:tcPr>
-            <w:tcW w:type="dxa" w:w="1234"/>
+            <w:tcW w:type="dxa" w:w="1336"/>
           </w:tcPr>
           <w:p>
             <w:r>
@@ -640,37 +640,37 @@
         </w:tc>
         <w:tc>
           <w:tcPr>
-            <w:tcW w:type="dxa" w:w="1234"/>
+            <w:tcW w:type="dxa" w:w="1336"/>
           </w:tcPr>
           <w:p/>
         </w:tc>
         <w:tc>
           <w:tcPr>
-            <w:tcW w:type="dxa" w:w="1234"/>
+            <w:tcW w:type="dxa" w:w="1336"/>
           </w:tcPr>
           <w:p/>
         </w:tc>
         <w:tc>
           <w:tcPr>
-            <w:tcW w:type="dxa" w:w="1234"/>
+            <w:tcW w:type="dxa" w:w="1336"/>
           </w:tcPr>
           <w:p/>
         </w:tc>
         <w:tc>
           <w:tcPr>
-            <w:tcW w:type="dxa" w:w="1234"/>
+            <w:tcW w:type="dxa" w:w="1336"/>
           </w:tcPr>
           <w:p/>
         </w:tc>
         <w:tc>
           <w:tcPr>
-            <w:tcW w:type="dxa" w:w="1234"/>
+            <w:tcW w:type="dxa" w:w="1336"/>
           </w:tcPr>
           <w:p/>
         </w:tc>
         <w:tc>
           <w:tcPr>
-            <w:tcW w:type="dxa" w:w="1234"/>
+            <w:tcW w:type="dxa" w:w="1336"/>
           </w:tcPr>
           <w:p/>
         </w:tc>
@@ -678,7 +678,7 @@
       <w:tr>
         <w:tc>
           <w:tcPr>
-            <w:tcW w:type="dxa" w:w="1234"/>
+            <w:tcW w:type="dxa" w:w="1336"/>
           </w:tcPr>
           <w:p>
             <w:r>
@@ -688,37 +688,37 @@
         </w:tc>
         <w:tc>
           <w:tcPr>
-            <w:tcW w:type="dxa" w:w="1234"/>
+            <w:tcW w:type="dxa" w:w="1336"/>
           </w:tcPr>
           <w:p/>
         </w:tc>
         <w:tc>
           <w:tcPr>
-            <w:tcW w:type="dxa" w:w="1234"/>
+            <w:tcW w:type="dxa" w:w="1336"/>
           </w:tcPr>
           <w:p/>
         </w:tc>
         <w:tc>
           <w:tcPr>
-            <w:tcW w:type="dxa" w:w="1234"/>
+            <w:tcW w:type="dxa" w:w="1336"/>
           </w:tcPr>
           <w:p/>
         </w:tc>
         <w:tc>
           <w:tcPr>
-            <w:tcW w:type="dxa" w:w="1234"/>
+            <w:tcW w:type="dxa" w:w="1336"/>
           </w:tcPr>
           <w:p/>
         </w:tc>
         <w:tc>
           <w:tcPr>
-            <w:tcW w:type="dxa" w:w="1234"/>
+            <w:tcW w:type="dxa" w:w="1336"/>
           </w:tcPr>
           <w:p/>
         </w:tc>
         <w:tc>
           <w:tcPr>
-            <w:tcW w:type="dxa" w:w="1234"/>
+            <w:tcW w:type="dxa" w:w="1336"/>
           </w:tcPr>
           <w:p/>
         </w:tc>
@@ -726,7 +726,7 @@
       <w:tr>
         <w:tc>
           <w:tcPr>
-            <w:tcW w:type="dxa" w:w="1234"/>
+            <w:tcW w:type="dxa" w:w="1336"/>
           </w:tcPr>
           <w:p>
             <w:r>
@@ -736,37 +736,37 @@
         </w:tc>
         <w:tc>
           <w:tcPr>
-            <w:tcW w:type="dxa" w:w="1234"/>
+            <w:tcW w:type="dxa" w:w="1336"/>
           </w:tcPr>
           <w:p/>
         </w:tc>
         <w:tc>
           <w:tcPr>
-            <w:tcW w:type="dxa" w:w="1234"/>
+            <w:tcW w:type="dxa" w:w="1336"/>
           </w:tcPr>
           <w:p/>
         </w:tc>
         <w:tc>
           <w:tcPr>
-            <w:tcW w:type="dxa" w:w="1234"/>
+            <w:tcW w:type="dxa" w:w="1336"/>
           </w:tcPr>
           <w:p/>
         </w:tc>
         <w:tc>
           <w:tcPr>
-            <w:tcW w:type="dxa" w:w="1234"/>
+            <w:tcW w:type="dxa" w:w="1336"/>
           </w:tcPr>
           <w:p/>
         </w:tc>
         <w:tc>
           <w:tcPr>
-            <w:tcW w:type="dxa" w:w="1234"/>
+            <w:tcW w:type="dxa" w:w="1336"/>
           </w:tcPr>
           <w:p/>
         </w:tc>
         <w:tc>
           <w:tcPr>
-            <w:tcW w:type="dxa" w:w="1234"/>
+            <w:tcW w:type="dxa" w:w="1336"/>
           </w:tcPr>
           <w:p/>
         </w:tc>
@@ -774,7 +774,7 @@
       <w:tr>
         <w:tc>
           <w:tcPr>
-            <w:tcW w:type="dxa" w:w="1234"/>
+            <w:tcW w:type="dxa" w:w="1336"/>
           </w:tcPr>
           <w:p>
             <w:r>
@@ -784,37 +784,37 @@
         </w:tc>
         <w:tc>
           <w:tcPr>
-            <w:tcW w:type="dxa" w:w="1234"/>
+            <w:tcW w:type="dxa" w:w="1336"/>
           </w:tcPr>
           <w:p/>
         </w:tc>
         <w:tc>
           <w:tcPr>
-            <w:tcW w:type="dxa" w:w="1234"/>
+            <w:tcW w:type="dxa" w:w="1336"/>
           </w:tcPr>
           <w:p/>
         </w:tc>
         <w:tc>
           <w:tcPr>
-            <w:tcW w:type="dxa" w:w="1234"/>
+            <w:tcW w:type="dxa" w:w="1336"/>
           </w:tcPr>
           <w:p/>
         </w:tc>
         <w:tc>
           <w:tcPr>
-            <w:tcW w:type="dxa" w:w="1234"/>
+            <w:tcW w:type="dxa" w:w="1336"/>
           </w:tcPr>
           <w:p/>
         </w:tc>
         <w:tc>
           <w:tcPr>
-            <w:tcW w:type="dxa" w:w="1234"/>
+            <w:tcW w:type="dxa" w:w="1336"/>
           </w:tcPr>
           <w:p/>
         </w:tc>
         <w:tc>
           <w:tcPr>
-            <w:tcW w:type="dxa" w:w="1234"/>
+            <w:tcW w:type="dxa" w:w="1336"/>
           </w:tcPr>
           <w:p/>
         </w:tc>
@@ -822,7 +822,7 @@
       <w:tr>
         <w:tc>
           <w:tcPr>
-            <w:tcW w:type="dxa" w:w="1234"/>
+            <w:tcW w:type="dxa" w:w="1336"/>
           </w:tcPr>
           <w:p>
             <w:r>
@@ -832,37 +832,37 @@
         </w:tc>
         <w:tc>
           <w:tcPr>
-            <w:tcW w:type="dxa" w:w="1234"/>
+            <w:tcW w:type="dxa" w:w="1336"/>
           </w:tcPr>
           <w:p/>
         </w:tc>
         <w:tc>
           <w:tcPr>
-            <w:tcW w:type="dxa" w:w="1234"/>
+            <w:tcW w:type="dxa" w:w="1336"/>
           </w:tcPr>
           <w:p/>
         </w:tc>
         <w:tc>
           <w:tcPr>
-            <w:tcW w:type="dxa" w:w="1234"/>
+            <w:tcW w:type="dxa" w:w="1336"/>
           </w:tcPr>
           <w:p/>
         </w:tc>
         <w:tc>
           <w:tcPr>
-            <w:tcW w:type="dxa" w:w="1234"/>
+            <w:tcW w:type="dxa" w:w="1336"/>
           </w:tcPr>
           <w:p/>
         </w:tc>
         <w:tc>
           <w:tcPr>
-            <w:tcW w:type="dxa" w:w="1234"/>
+            <w:tcW w:type="dxa" w:w="1336"/>
           </w:tcPr>
           <w:p/>
         </w:tc>
         <w:tc>
           <w:tcPr>
-            <w:tcW w:type="dxa" w:w="1234"/>
+            <w:tcW w:type="dxa" w:w="1336"/>
           </w:tcPr>
           <w:p/>
         </w:tc>
@@ -889,7 +889,7 @@
     <w:p/>
     <w:p>
       <w:r>
-        <w:t>«__» __________ 20__ г.</w:t>
+        <w:t>{{ДАТА}}</w:t>
       </w:r>
     </w:p>
     <w:sectPr>

--- a/docs/docx/zakl_sdelki.docx
+++ b/docs/docx/zakl_sdelki.docx
@@ -22,12 +22,27 @@
     </w:p>
     <w:p>
       <w:r>
-        <w:t>Должник: {{ДОЛЖНИК_НАИМЕНОВАНИЕ}} (ИНН {{ДОЛЖНИК_ИНН}}, ОГРН/СНИЛС {{ДОЛЖНИК_ОГРН_СНИЛС}}, адрес: {{ДОЛЖНИК_АДРЕС}})</w:t>
+        <w:t>Должник: {{ДОЛЖНИК_НАИМЕНОВАНИЕ}} (ИНН {{ДОЛЖНИК_ИНН}}, ОГРН/ОГРНИП {{ДОЛЖНИК_ОГРН}}, адрес: {{ДОЛЖНИК_АДРЕС}})</w:t>
       </w:r>
     </w:p>
     <w:p>
       <w:r>
-        <w:t>Проверяемый период: 3 года до принятия заявления о банкротстве и после ({{ПЕРИОД_С}} — {{ПЕРИОД_ПО}}).</w:t>
+        <w:t>{{#if debtor_is_person}}</w:t>
+      </w:r>
+    </w:p>
+    <w:p>
+      <w:r>
+        <w:t>Должник-гражданин: дата рождения {{ДОЛЖНИК_ДАТА_РОЖДЕНИЯ}}, место рождения {{ДОЛЖНИК_МЕСТО_РОЖДЕНИЯ}}, СНИЛС {{ДОЛЖНИК_СНИЛС}}.</w:t>
+      </w:r>
+    </w:p>
+    <w:p>
+      <w:r>
+        <w:t>{{/if}}</w:t>
+      </w:r>
+    </w:p>
+    <w:p>
+      <w:r>
+        <w:t>Проверяемый период: 3 года до принятия заявления о банкротстве ({{ДАТА_ПРИНЯТИЯ_ЗАЯВЛЕНИЯ}}) и после ({{ПЕРИОД_С}} — {{ПЕРИОД_ПО}}).</w:t>
       </w:r>
     </w:p>
     <w:p>

--- a/docs/docx/zakl_sdelki.docx
+++ b/docs/docx/zakl_sdelki.docx
@@ -22,7 +22,7 @@
     </w:p>
     <w:p>
       <w:r>
-        <w:t>Должник: {{ДОЛЖНИК_НАИМЕНОВАНИЕ}} (ИНН {{ДОЛЖНИК_ИНН}}, ОГРН/ОГРНИП {{ДОЛЖНИК_ОГРН}}, адрес: {{ДОЛЖНИК_АДРЕС}})</w:t>
+        <w:t>Должник: {{ДОЛЖНИК_НАИМЕНОВАНИЕ}} (ИНН {{ДОЛЖНИК_ИНН}}{{#if ДОЛЖНИК_ОГРН}}, ОГРН/ОГРНИП {{ДОЛЖНИК_ОГРН}}{{/if}}, адрес: {{ДОЛЖНИК_АДРЕС}})</w:t>
       </w:r>
     </w:p>
     <w:p>
@@ -32,7 +32,7 @@
     </w:p>
     <w:p>
       <w:r>
-        <w:t>Должник-гражданин: дата рождения {{ДОЛЖНИК_ДАТА_РОЖДЕНИЯ}}, место рождения {{ДОЛЖНИК_МЕСТО_РОЖДЕНИЯ}}, СНИЛС {{ДОЛЖНИК_СНИЛС}}.</w:t>
+        <w:t>Должник-гражданин: дата рождения {{ДОЛЖНИК_ДАТА_РОЖДЕНИЯ}}, место рождения {{ДОЛЖНИК_МЕСТО_РОЖДЕНИЯ}}{{#if ДОЛЖНИК_СНИЛС}}, СНИЛС {{ДОЛЖНИК_СНИЛС}}{{/if}}.</w:t>
       </w:r>
     </w:p>
     <w:p>

--- a/docs/docx/zakl_sdelki.docx
+++ b/docs/docx/zakl_sdelki.docx
@@ -4,6 +4,7 @@
   <w:body>
     <w:p>
       <w:pPr>
+        <w:keepNext/>
         <w:jc w:val="center"/>
       </w:pPr>
       <w:r>
@@ -46,6 +47,9 @@
       </w:r>
     </w:p>
     <w:p>
+      <w:pPr>
+        <w:keepNext/>
+      </w:pPr>
       <w:r>
         <w:t>Источники: {{ИСТОЧНИКИ}}.</w:t>
       </w:r>
@@ -54,85 +58,146 @@
     <w:tbl>
       <w:tblPr>
         <w:tblStyle w:val="TableGrid"/>
-        <w:tblW w:type="auto" w:w="0"/>
+        <w:tblW w:type="dxa" w:w="9354"/>
+        <w:tblLayout w:type="fixed"/>
         <w:tblLook w:firstColumn="1" w:firstRow="1" w:lastColumn="0" w:lastRow="0" w:noHBand="0" w:noVBand="1" w:val="04A0"/>
+        <w:tblLayout w:type="fixed"/>
       </w:tblPr>
       <w:tblGrid>
-        <w:gridCol w:w="1336"/>
-        <w:gridCol w:w="1336"/>
-        <w:gridCol w:w="1336"/>
-        <w:gridCol w:w="1336"/>
-        <w:gridCol w:w="1336"/>
-        <w:gridCol w:w="1336"/>
-        <w:gridCol w:w="1336"/>
+        <w:gridCol w:w="454"/>
+        <w:gridCol w:w="1814"/>
+        <w:gridCol w:w="1474"/>
+        <w:gridCol w:w="1134"/>
+        <w:gridCol w:w="1247"/>
+        <w:gridCol w:w="1928"/>
+        <w:gridCol w:w="1304"/>
       </w:tblGrid>
       <w:tr>
+        <w:trPr>
+          <w:tblHeader w:val="true"/>
+        </w:trPr>
         <w:tc>
           <w:tcPr>
-            <w:tcW w:type="dxa" w:w="1336"/>
+            <w:tcW w:type="dxa" w:w="454"/>
           </w:tcPr>
           <w:p>
+            <w:pPr>
+              <w:spacing w:after="0"/>
+              <w:jc w:val="center"/>
+            </w:pPr>
             <w:r>
+              <w:rPr>
+                <w:b/>
+                <w:sz w:val="20"/>
+              </w:rPr>
               <w:t>№</w:t>
             </w:r>
           </w:p>
         </w:tc>
         <w:tc>
           <w:tcPr>
-            <w:tcW w:type="dxa" w:w="1336"/>
+            <w:tcW w:type="dxa" w:w="1814"/>
           </w:tcPr>
           <w:p>
+            <w:pPr>
+              <w:spacing w:after="0"/>
+              <w:jc w:val="center"/>
+            </w:pPr>
             <w:r>
+              <w:rPr>
+                <w:b/>
+                <w:sz w:val="20"/>
+              </w:rPr>
               <w:t>Сделка</w:t>
             </w:r>
           </w:p>
         </w:tc>
         <w:tc>
           <w:tcPr>
-            <w:tcW w:type="dxa" w:w="1336"/>
+            <w:tcW w:type="dxa" w:w="1474"/>
           </w:tcPr>
           <w:p>
+            <w:pPr>
+              <w:spacing w:after="0"/>
+              <w:jc w:val="center"/>
+            </w:pPr>
             <w:r>
+              <w:rPr>
+                <w:b/>
+                <w:sz w:val="20"/>
+              </w:rPr>
               <w:t>Контрагент</w:t>
             </w:r>
           </w:p>
         </w:tc>
         <w:tc>
           <w:tcPr>
-            <w:tcW w:type="dxa" w:w="1336"/>
+            <w:tcW w:type="dxa" w:w="1134"/>
           </w:tcPr>
           <w:p>
+            <w:pPr>
+              <w:spacing w:after="0"/>
+              <w:jc w:val="center"/>
+            </w:pPr>
             <w:r>
+              <w:rPr>
+                <w:b/>
+                <w:sz w:val="20"/>
+              </w:rPr>
               <w:t>Дата</w:t>
             </w:r>
           </w:p>
         </w:tc>
         <w:tc>
           <w:tcPr>
-            <w:tcW w:type="dxa" w:w="1336"/>
+            <w:tcW w:type="dxa" w:w="1247"/>
           </w:tcPr>
           <w:p>
+            <w:pPr>
+              <w:spacing w:after="0"/>
+              <w:jc w:val="center"/>
+            </w:pPr>
             <w:r>
+              <w:rPr>
+                <w:b/>
+                <w:sz w:val="20"/>
+              </w:rPr>
               <w:t>Сумма</w:t>
             </w:r>
           </w:p>
         </w:tc>
         <w:tc>
           <w:tcPr>
-            <w:tcW w:type="dxa" w:w="1336"/>
+            <w:tcW w:type="dxa" w:w="1928"/>
           </w:tcPr>
           <w:p>
+            <w:pPr>
+              <w:spacing w:after="0"/>
+              <w:jc w:val="center"/>
+            </w:pPr>
             <w:r>
+              <w:rPr>
+                <w:b/>
+                <w:sz w:val="20"/>
+              </w:rPr>
               <w:t>Основание оспаривания (ст. 61.2/61.3, ст. 10, 168, 170 ГК)</w:t>
             </w:r>
           </w:p>
         </w:tc>
         <w:tc>
           <w:tcPr>
-            <w:tcW w:type="dxa" w:w="1336"/>
+            <w:tcW w:type="dxa" w:w="1304"/>
           </w:tcPr>
           <w:p>
+            <w:pPr>
+              <w:spacing w:after="0"/>
+              <w:jc w:val="center"/>
+            </w:pPr>
             <w:r>
+              <w:rPr>
+                <w:b/>
+                <w:sz w:val="20"/>
+              </w:rPr>
               <w:t>Вывод</w:t>
             </w:r>
           </w:p>
@@ -141,70 +206,126 @@
       <w:tr>
         <w:tc>
           <w:tcPr>
-            <w:tcW w:type="dxa" w:w="1336"/>
+            <w:tcW w:type="dxa" w:w="454"/>
           </w:tcPr>
           <w:p>
+            <w:pPr>
+              <w:spacing w:after="0"/>
+              <w:jc w:val="center"/>
+            </w:pPr>
             <w:r>
+              <w:rPr>
+                <w:b w:val="0"/>
+                <w:sz w:val="20"/>
+              </w:rPr>
               <w:t>1</w:t>
             </w:r>
           </w:p>
         </w:tc>
         <w:tc>
           <w:tcPr>
-            <w:tcW w:type="dxa" w:w="1336"/>
+            <w:tcW w:type="dxa" w:w="1814"/>
           </w:tcPr>
           <w:p>
+            <w:pPr>
+              <w:spacing w:after="0"/>
+              <w:jc w:val="left"/>
+            </w:pPr>
             <w:r>
+              <w:rPr>
+                <w:b w:val="0"/>
+                <w:sz w:val="20"/>
+              </w:rPr>
               <w:t>{{СДЕЛКА}}</w:t>
             </w:r>
           </w:p>
         </w:tc>
         <w:tc>
           <w:tcPr>
-            <w:tcW w:type="dxa" w:w="1336"/>
+            <w:tcW w:type="dxa" w:w="1474"/>
           </w:tcPr>
           <w:p>
+            <w:pPr>
+              <w:spacing w:after="0"/>
+              <w:jc w:val="left"/>
+            </w:pPr>
             <w:r>
+              <w:rPr>
+                <w:b w:val="0"/>
+                <w:sz w:val="20"/>
+              </w:rPr>
               <w:t>{{КОНТРАГЕНТ}}</w:t>
             </w:r>
           </w:p>
         </w:tc>
         <w:tc>
           <w:tcPr>
-            <w:tcW w:type="dxa" w:w="1336"/>
+            <w:tcW w:type="dxa" w:w="1134"/>
           </w:tcPr>
           <w:p>
+            <w:pPr>
+              <w:spacing w:after="0"/>
+              <w:jc w:val="center"/>
+            </w:pPr>
             <w:r>
+              <w:rPr>
+                <w:b w:val="0"/>
+                <w:sz w:val="20"/>
+              </w:rPr>
               <w:t>{{ДАТА_СДЕЛКИ}}</w:t>
             </w:r>
           </w:p>
         </w:tc>
         <w:tc>
           <w:tcPr>
-            <w:tcW w:type="dxa" w:w="1336"/>
+            <w:tcW w:type="dxa" w:w="1247"/>
           </w:tcPr>
           <w:p>
+            <w:pPr>
+              <w:spacing w:after="0"/>
+              <w:jc w:val="right"/>
+            </w:pPr>
             <w:r>
+              <w:rPr>
+                <w:b w:val="0"/>
+                <w:sz w:val="20"/>
+              </w:rPr>
               <w:t>{{СУММА}}</w:t>
             </w:r>
           </w:p>
         </w:tc>
         <w:tc>
           <w:tcPr>
-            <w:tcW w:type="dxa" w:w="1336"/>
+            <w:tcW w:type="dxa" w:w="1928"/>
           </w:tcPr>
           <w:p>
+            <w:pPr>
+              <w:spacing w:after="0"/>
+              <w:jc w:val="left"/>
+            </w:pPr>
             <w:r>
+              <w:rPr>
+                <w:b w:val="0"/>
+                <w:sz w:val="20"/>
+              </w:rPr>
               <w:t>{{ОСНОВАНИЕ}}</w:t>
             </w:r>
           </w:p>
         </w:tc>
         <w:tc>
           <w:tcPr>
-            <w:tcW w:type="dxa" w:w="1336"/>
+            <w:tcW w:type="dxa" w:w="1304"/>
           </w:tcPr>
           <w:p>
+            <w:pPr>
+              <w:spacing w:after="0"/>
+              <w:jc w:val="left"/>
+            </w:pPr>
             <w:r>
+              <w:rPr>
+                <w:b w:val="0"/>
+                <w:sz w:val="20"/>
+              </w:rPr>
               <w:t>{{ВЫВОД}}</w:t>
             </w:r>
           </w:p>
@@ -213,696 +334,1258 @@
       <w:tr>
         <w:tc>
           <w:tcPr>
-            <w:tcW w:type="dxa" w:w="1336"/>
+            <w:tcW w:type="dxa" w:w="454"/>
           </w:tcPr>
           <w:p>
+            <w:pPr>
+              <w:spacing w:after="0"/>
+              <w:jc w:val="center"/>
+            </w:pPr>
             <w:r>
+              <w:rPr>
+                <w:b w:val="0"/>
+                <w:sz w:val="20"/>
+              </w:rPr>
               <w:t>2</w:t>
             </w:r>
           </w:p>
         </w:tc>
         <w:tc>
           <w:tcPr>
-            <w:tcW w:type="dxa" w:w="1336"/>
+            <w:tcW w:type="dxa" w:w="1814"/>
           </w:tcPr>
-          <w:p/>
+          <w:p>
+            <w:pPr>
+              <w:spacing w:after="0"/>
+              <w:jc w:val="left"/>
+            </w:pPr>
+          </w:p>
         </w:tc>
         <w:tc>
           <w:tcPr>
-            <w:tcW w:type="dxa" w:w="1336"/>
+            <w:tcW w:type="dxa" w:w="1474"/>
           </w:tcPr>
-          <w:p/>
+          <w:p>
+            <w:pPr>
+              <w:spacing w:after="0"/>
+              <w:jc w:val="left"/>
+            </w:pPr>
+          </w:p>
         </w:tc>
         <w:tc>
           <w:tcPr>
-            <w:tcW w:type="dxa" w:w="1336"/>
+            <w:tcW w:type="dxa" w:w="1134"/>
           </w:tcPr>
-          <w:p/>
+          <w:p>
+            <w:pPr>
+              <w:spacing w:after="0"/>
+              <w:jc w:val="center"/>
+            </w:pPr>
+          </w:p>
         </w:tc>
         <w:tc>
           <w:tcPr>
-            <w:tcW w:type="dxa" w:w="1336"/>
+            <w:tcW w:type="dxa" w:w="1247"/>
           </w:tcPr>
-          <w:p/>
+          <w:p>
+            <w:pPr>
+              <w:spacing w:after="0"/>
+              <w:jc w:val="right"/>
+            </w:pPr>
+          </w:p>
         </w:tc>
         <w:tc>
           <w:tcPr>
-            <w:tcW w:type="dxa" w:w="1336"/>
+            <w:tcW w:type="dxa" w:w="1928"/>
           </w:tcPr>
-          <w:p/>
+          <w:p>
+            <w:pPr>
+              <w:spacing w:after="0"/>
+              <w:jc w:val="left"/>
+            </w:pPr>
+          </w:p>
         </w:tc>
         <w:tc>
           <w:tcPr>
-            <w:tcW w:type="dxa" w:w="1336"/>
+            <w:tcW w:type="dxa" w:w="1304"/>
           </w:tcPr>
-          <w:p/>
+          <w:p>
+            <w:pPr>
+              <w:spacing w:after="0"/>
+              <w:jc w:val="left"/>
+            </w:pPr>
+          </w:p>
         </w:tc>
       </w:tr>
       <w:tr>
         <w:tc>
           <w:tcPr>
-            <w:tcW w:type="dxa" w:w="1336"/>
+            <w:tcW w:type="dxa" w:w="454"/>
           </w:tcPr>
           <w:p>
+            <w:pPr>
+              <w:spacing w:after="0"/>
+              <w:jc w:val="center"/>
+            </w:pPr>
             <w:r>
+              <w:rPr>
+                <w:b w:val="0"/>
+                <w:sz w:val="20"/>
+              </w:rPr>
               <w:t>3</w:t>
             </w:r>
           </w:p>
         </w:tc>
         <w:tc>
           <w:tcPr>
-            <w:tcW w:type="dxa" w:w="1336"/>
+            <w:tcW w:type="dxa" w:w="1814"/>
           </w:tcPr>
-          <w:p/>
+          <w:p>
+            <w:pPr>
+              <w:spacing w:after="0"/>
+              <w:jc w:val="left"/>
+            </w:pPr>
+          </w:p>
         </w:tc>
         <w:tc>
           <w:tcPr>
-            <w:tcW w:type="dxa" w:w="1336"/>
+            <w:tcW w:type="dxa" w:w="1474"/>
           </w:tcPr>
-          <w:p/>
+          <w:p>
+            <w:pPr>
+              <w:spacing w:after="0"/>
+              <w:jc w:val="left"/>
+            </w:pPr>
+          </w:p>
         </w:tc>
         <w:tc>
           <w:tcPr>
-            <w:tcW w:type="dxa" w:w="1336"/>
+            <w:tcW w:type="dxa" w:w="1134"/>
           </w:tcPr>
-          <w:p/>
+          <w:p>
+            <w:pPr>
+              <w:spacing w:after="0"/>
+              <w:jc w:val="center"/>
+            </w:pPr>
+          </w:p>
         </w:tc>
         <w:tc>
           <w:tcPr>
-            <w:tcW w:type="dxa" w:w="1336"/>
+            <w:tcW w:type="dxa" w:w="1247"/>
           </w:tcPr>
-          <w:p/>
+          <w:p>
+            <w:pPr>
+              <w:spacing w:after="0"/>
+              <w:jc w:val="right"/>
+            </w:pPr>
+          </w:p>
         </w:tc>
         <w:tc>
           <w:tcPr>
-            <w:tcW w:type="dxa" w:w="1336"/>
+            <w:tcW w:type="dxa" w:w="1928"/>
           </w:tcPr>
-          <w:p/>
+          <w:p>
+            <w:pPr>
+              <w:spacing w:after="0"/>
+              <w:jc w:val="left"/>
+            </w:pPr>
+          </w:p>
         </w:tc>
         <w:tc>
           <w:tcPr>
-            <w:tcW w:type="dxa" w:w="1336"/>
+            <w:tcW w:type="dxa" w:w="1304"/>
           </w:tcPr>
-          <w:p/>
+          <w:p>
+            <w:pPr>
+              <w:spacing w:after="0"/>
+              <w:jc w:val="left"/>
+            </w:pPr>
+          </w:p>
         </w:tc>
       </w:tr>
       <w:tr>
         <w:tc>
           <w:tcPr>
-            <w:tcW w:type="dxa" w:w="1336"/>
+            <w:tcW w:type="dxa" w:w="454"/>
           </w:tcPr>
           <w:p>
+            <w:pPr>
+              <w:spacing w:after="0"/>
+              <w:jc w:val="center"/>
+            </w:pPr>
             <w:r>
+              <w:rPr>
+                <w:b w:val="0"/>
+                <w:sz w:val="20"/>
+              </w:rPr>
               <w:t>4</w:t>
             </w:r>
           </w:p>
         </w:tc>
         <w:tc>
           <w:tcPr>
-            <w:tcW w:type="dxa" w:w="1336"/>
+            <w:tcW w:type="dxa" w:w="1814"/>
           </w:tcPr>
-          <w:p/>
+          <w:p>
+            <w:pPr>
+              <w:spacing w:after="0"/>
+              <w:jc w:val="left"/>
+            </w:pPr>
+          </w:p>
         </w:tc>
         <w:tc>
           <w:tcPr>
-            <w:tcW w:type="dxa" w:w="1336"/>
+            <w:tcW w:type="dxa" w:w="1474"/>
           </w:tcPr>
-          <w:p/>
+          <w:p>
+            <w:pPr>
+              <w:spacing w:after="0"/>
+              <w:jc w:val="left"/>
+            </w:pPr>
+          </w:p>
         </w:tc>
         <w:tc>
           <w:tcPr>
-            <w:tcW w:type="dxa" w:w="1336"/>
+            <w:tcW w:type="dxa" w:w="1134"/>
           </w:tcPr>
-          <w:p/>
+          <w:p>
+            <w:pPr>
+              <w:spacing w:after="0"/>
+              <w:jc w:val="center"/>
+            </w:pPr>
+          </w:p>
         </w:tc>
         <w:tc>
           <w:tcPr>
-            <w:tcW w:type="dxa" w:w="1336"/>
+            <w:tcW w:type="dxa" w:w="1247"/>
           </w:tcPr>
-          <w:p/>
+          <w:p>
+            <w:pPr>
+              <w:spacing w:after="0"/>
+              <w:jc w:val="right"/>
+            </w:pPr>
+          </w:p>
         </w:tc>
         <w:tc>
           <w:tcPr>
-            <w:tcW w:type="dxa" w:w="1336"/>
+            <w:tcW w:type="dxa" w:w="1928"/>
           </w:tcPr>
-          <w:p/>
+          <w:p>
+            <w:pPr>
+              <w:spacing w:after="0"/>
+              <w:jc w:val="left"/>
+            </w:pPr>
+          </w:p>
         </w:tc>
         <w:tc>
           <w:tcPr>
-            <w:tcW w:type="dxa" w:w="1336"/>
+            <w:tcW w:type="dxa" w:w="1304"/>
           </w:tcPr>
-          <w:p/>
+          <w:p>
+            <w:pPr>
+              <w:spacing w:after="0"/>
+              <w:jc w:val="left"/>
+            </w:pPr>
+          </w:p>
         </w:tc>
       </w:tr>
       <w:tr>
         <w:tc>
           <w:tcPr>
-            <w:tcW w:type="dxa" w:w="1336"/>
+            <w:tcW w:type="dxa" w:w="454"/>
           </w:tcPr>
           <w:p>
+            <w:pPr>
+              <w:spacing w:after="0"/>
+              <w:jc w:val="center"/>
+            </w:pPr>
             <w:r>
+              <w:rPr>
+                <w:b w:val="0"/>
+                <w:sz w:val="20"/>
+              </w:rPr>
               <w:t>5</w:t>
             </w:r>
           </w:p>
         </w:tc>
         <w:tc>
           <w:tcPr>
-            <w:tcW w:type="dxa" w:w="1336"/>
+            <w:tcW w:type="dxa" w:w="1814"/>
           </w:tcPr>
-          <w:p/>
+          <w:p>
+            <w:pPr>
+              <w:spacing w:after="0"/>
+              <w:jc w:val="left"/>
+            </w:pPr>
+          </w:p>
         </w:tc>
         <w:tc>
           <w:tcPr>
-            <w:tcW w:type="dxa" w:w="1336"/>
+            <w:tcW w:type="dxa" w:w="1474"/>
           </w:tcPr>
-          <w:p/>
+          <w:p>
+            <w:pPr>
+              <w:spacing w:after="0"/>
+              <w:jc w:val="left"/>
+            </w:pPr>
+          </w:p>
         </w:tc>
         <w:tc>
           <w:tcPr>
-            <w:tcW w:type="dxa" w:w="1336"/>
+            <w:tcW w:type="dxa" w:w="1134"/>
           </w:tcPr>
-          <w:p/>
+          <w:p>
+            <w:pPr>
+              <w:spacing w:after="0"/>
+              <w:jc w:val="center"/>
+            </w:pPr>
+          </w:p>
         </w:tc>
         <w:tc>
           <w:tcPr>
-            <w:tcW w:type="dxa" w:w="1336"/>
+            <w:tcW w:type="dxa" w:w="1247"/>
           </w:tcPr>
-          <w:p/>
+          <w:p>
+            <w:pPr>
+              <w:spacing w:after="0"/>
+              <w:jc w:val="right"/>
+            </w:pPr>
+          </w:p>
         </w:tc>
         <w:tc>
           <w:tcPr>
-            <w:tcW w:type="dxa" w:w="1336"/>
+            <w:tcW w:type="dxa" w:w="1928"/>
           </w:tcPr>
-          <w:p/>
+          <w:p>
+            <w:pPr>
+              <w:spacing w:after="0"/>
+              <w:jc w:val="left"/>
+            </w:pPr>
+          </w:p>
         </w:tc>
         <w:tc>
           <w:tcPr>
-            <w:tcW w:type="dxa" w:w="1336"/>
+            <w:tcW w:type="dxa" w:w="1304"/>
           </w:tcPr>
-          <w:p/>
+          <w:p>
+            <w:pPr>
+              <w:spacing w:after="0"/>
+              <w:jc w:val="left"/>
+            </w:pPr>
+          </w:p>
         </w:tc>
       </w:tr>
       <w:tr>
         <w:tc>
           <w:tcPr>
-            <w:tcW w:type="dxa" w:w="1336"/>
+            <w:tcW w:type="dxa" w:w="454"/>
           </w:tcPr>
           <w:p>
+            <w:pPr>
+              <w:spacing w:after="0"/>
+              <w:jc w:val="center"/>
+            </w:pPr>
             <w:r>
+              <w:rPr>
+                <w:b w:val="0"/>
+                <w:sz w:val="20"/>
+              </w:rPr>
               <w:t>6</w:t>
             </w:r>
           </w:p>
         </w:tc>
         <w:tc>
           <w:tcPr>
-            <w:tcW w:type="dxa" w:w="1336"/>
+            <w:tcW w:type="dxa" w:w="1814"/>
           </w:tcPr>
-          <w:p/>
+          <w:p>
+            <w:pPr>
+              <w:spacing w:after="0"/>
+              <w:jc w:val="left"/>
+            </w:pPr>
+          </w:p>
         </w:tc>
         <w:tc>
           <w:tcPr>
-            <w:tcW w:type="dxa" w:w="1336"/>
+            <w:tcW w:type="dxa" w:w="1474"/>
           </w:tcPr>
-          <w:p/>
+          <w:p>
+            <w:pPr>
+              <w:spacing w:after="0"/>
+              <w:jc w:val="left"/>
+            </w:pPr>
+          </w:p>
         </w:tc>
         <w:tc>
           <w:tcPr>
-            <w:tcW w:type="dxa" w:w="1336"/>
+            <w:tcW w:type="dxa" w:w="1134"/>
           </w:tcPr>
-          <w:p/>
+          <w:p>
+            <w:pPr>
+              <w:spacing w:after="0"/>
+              <w:jc w:val="center"/>
+            </w:pPr>
+          </w:p>
         </w:tc>
         <w:tc>
           <w:tcPr>
-            <w:tcW w:type="dxa" w:w="1336"/>
+            <w:tcW w:type="dxa" w:w="1247"/>
           </w:tcPr>
-          <w:p/>
+          <w:p>
+            <w:pPr>
+              <w:spacing w:after="0"/>
+              <w:jc w:val="right"/>
+            </w:pPr>
+          </w:p>
         </w:tc>
         <w:tc>
           <w:tcPr>
-            <w:tcW w:type="dxa" w:w="1336"/>
+            <w:tcW w:type="dxa" w:w="1928"/>
           </w:tcPr>
-          <w:p/>
+          <w:p>
+            <w:pPr>
+              <w:spacing w:after="0"/>
+              <w:jc w:val="left"/>
+            </w:pPr>
+          </w:p>
         </w:tc>
         <w:tc>
           <w:tcPr>
-            <w:tcW w:type="dxa" w:w="1336"/>
+            <w:tcW w:type="dxa" w:w="1304"/>
           </w:tcPr>
-          <w:p/>
+          <w:p>
+            <w:pPr>
+              <w:spacing w:after="0"/>
+              <w:jc w:val="left"/>
+            </w:pPr>
+          </w:p>
         </w:tc>
       </w:tr>
       <w:tr>
         <w:tc>
           <w:tcPr>
-            <w:tcW w:type="dxa" w:w="1336"/>
+            <w:tcW w:type="dxa" w:w="454"/>
           </w:tcPr>
           <w:p>
+            <w:pPr>
+              <w:spacing w:after="0"/>
+              <w:jc w:val="center"/>
+            </w:pPr>
             <w:r>
+              <w:rPr>
+                <w:b w:val="0"/>
+                <w:sz w:val="20"/>
+              </w:rPr>
               <w:t>7</w:t>
             </w:r>
           </w:p>
         </w:tc>
         <w:tc>
           <w:tcPr>
-            <w:tcW w:type="dxa" w:w="1336"/>
+            <w:tcW w:type="dxa" w:w="1814"/>
           </w:tcPr>
-          <w:p/>
+          <w:p>
+            <w:pPr>
+              <w:spacing w:after="0"/>
+              <w:jc w:val="left"/>
+            </w:pPr>
+          </w:p>
         </w:tc>
         <w:tc>
           <w:tcPr>
-            <w:tcW w:type="dxa" w:w="1336"/>
+            <w:tcW w:type="dxa" w:w="1474"/>
           </w:tcPr>
-          <w:p/>
+          <w:p>
+            <w:pPr>
+              <w:spacing w:after="0"/>
+              <w:jc w:val="left"/>
+            </w:pPr>
+          </w:p>
         </w:tc>
         <w:tc>
           <w:tcPr>
-            <w:tcW w:type="dxa" w:w="1336"/>
+            <w:tcW w:type="dxa" w:w="1134"/>
           </w:tcPr>
-          <w:p/>
+          <w:p>
+            <w:pPr>
+              <w:spacing w:after="0"/>
+              <w:jc w:val="center"/>
+            </w:pPr>
+          </w:p>
         </w:tc>
         <w:tc>
           <w:tcPr>
-            <w:tcW w:type="dxa" w:w="1336"/>
+            <w:tcW w:type="dxa" w:w="1247"/>
           </w:tcPr>
-          <w:p/>
+          <w:p>
+            <w:pPr>
+              <w:spacing w:after="0"/>
+              <w:jc w:val="right"/>
+            </w:pPr>
+          </w:p>
         </w:tc>
         <w:tc>
           <w:tcPr>
-            <w:tcW w:type="dxa" w:w="1336"/>
+            <w:tcW w:type="dxa" w:w="1928"/>
           </w:tcPr>
-          <w:p/>
+          <w:p>
+            <w:pPr>
+              <w:spacing w:after="0"/>
+              <w:jc w:val="left"/>
+            </w:pPr>
+          </w:p>
         </w:tc>
         <w:tc>
           <w:tcPr>
-            <w:tcW w:type="dxa" w:w="1336"/>
+            <w:tcW w:type="dxa" w:w="1304"/>
           </w:tcPr>
-          <w:p/>
+          <w:p>
+            <w:pPr>
+              <w:spacing w:after="0"/>
+              <w:jc w:val="left"/>
+            </w:pPr>
+          </w:p>
         </w:tc>
       </w:tr>
       <w:tr>
         <w:tc>
           <w:tcPr>
-            <w:tcW w:type="dxa" w:w="1336"/>
+            <w:tcW w:type="dxa" w:w="454"/>
           </w:tcPr>
           <w:p>
+            <w:pPr>
+              <w:spacing w:after="0"/>
+              <w:jc w:val="center"/>
+            </w:pPr>
             <w:r>
+              <w:rPr>
+                <w:b w:val="0"/>
+                <w:sz w:val="20"/>
+              </w:rPr>
               <w:t>8</w:t>
             </w:r>
           </w:p>
         </w:tc>
         <w:tc>
           <w:tcPr>
-            <w:tcW w:type="dxa" w:w="1336"/>
+            <w:tcW w:type="dxa" w:w="1814"/>
           </w:tcPr>
-          <w:p/>
+          <w:p>
+            <w:pPr>
+              <w:spacing w:after="0"/>
+              <w:jc w:val="left"/>
+            </w:pPr>
+          </w:p>
         </w:tc>
         <w:tc>
           <w:tcPr>
-            <w:tcW w:type="dxa" w:w="1336"/>
+            <w:tcW w:type="dxa" w:w="1474"/>
           </w:tcPr>
-          <w:p/>
+          <w:p>
+            <w:pPr>
+              <w:spacing w:after="0"/>
+              <w:jc w:val="left"/>
+            </w:pPr>
+          </w:p>
         </w:tc>
         <w:tc>
           <w:tcPr>
-            <w:tcW w:type="dxa" w:w="1336"/>
+            <w:tcW w:type="dxa" w:w="1134"/>
           </w:tcPr>
-          <w:p/>
+          <w:p>
+            <w:pPr>
+              <w:spacing w:after="0"/>
+              <w:jc w:val="center"/>
+            </w:pPr>
+          </w:p>
         </w:tc>
         <w:tc>
           <w:tcPr>
-            <w:tcW w:type="dxa" w:w="1336"/>
+            <w:tcW w:type="dxa" w:w="1247"/>
           </w:tcPr>
-          <w:p/>
+          <w:p>
+            <w:pPr>
+              <w:spacing w:after="0"/>
+              <w:jc w:val="right"/>
+            </w:pPr>
+          </w:p>
         </w:tc>
         <w:tc>
           <w:tcPr>
-            <w:tcW w:type="dxa" w:w="1336"/>
+            <w:tcW w:type="dxa" w:w="1928"/>
           </w:tcPr>
-          <w:p/>
+          <w:p>
+            <w:pPr>
+              <w:spacing w:after="0"/>
+              <w:jc w:val="left"/>
+            </w:pPr>
+          </w:p>
         </w:tc>
         <w:tc>
           <w:tcPr>
-            <w:tcW w:type="dxa" w:w="1336"/>
+            <w:tcW w:type="dxa" w:w="1304"/>
           </w:tcPr>
-          <w:p/>
+          <w:p>
+            <w:pPr>
+              <w:spacing w:after="0"/>
+              <w:jc w:val="left"/>
+            </w:pPr>
+          </w:p>
         </w:tc>
       </w:tr>
       <w:tr>
         <w:tc>
           <w:tcPr>
-            <w:tcW w:type="dxa" w:w="1336"/>
+            <w:tcW w:type="dxa" w:w="454"/>
           </w:tcPr>
           <w:p>
+            <w:pPr>
+              <w:spacing w:after="0"/>
+              <w:jc w:val="center"/>
+            </w:pPr>
             <w:r>
+              <w:rPr>
+                <w:b w:val="0"/>
+                <w:sz w:val="20"/>
+              </w:rPr>
               <w:t>9</w:t>
             </w:r>
           </w:p>
         </w:tc>
         <w:tc>
           <w:tcPr>
-            <w:tcW w:type="dxa" w:w="1336"/>
+            <w:tcW w:type="dxa" w:w="1814"/>
           </w:tcPr>
-          <w:p/>
+          <w:p>
+            <w:pPr>
+              <w:spacing w:after="0"/>
+              <w:jc w:val="left"/>
+            </w:pPr>
+          </w:p>
         </w:tc>
         <w:tc>
           <w:tcPr>
-            <w:tcW w:type="dxa" w:w="1336"/>
+            <w:tcW w:type="dxa" w:w="1474"/>
           </w:tcPr>
-          <w:p/>
+          <w:p>
+            <w:pPr>
+              <w:spacing w:after="0"/>
+              <w:jc w:val="left"/>
+            </w:pPr>
+          </w:p>
         </w:tc>
         <w:tc>
           <w:tcPr>
-            <w:tcW w:type="dxa" w:w="1336"/>
+            <w:tcW w:type="dxa" w:w="1134"/>
           </w:tcPr>
-          <w:p/>
+          <w:p>
+            <w:pPr>
+              <w:spacing w:after="0"/>
+              <w:jc w:val="center"/>
+            </w:pPr>
+          </w:p>
         </w:tc>
         <w:tc>
           <w:tcPr>
-            <w:tcW w:type="dxa" w:w="1336"/>
+            <w:tcW w:type="dxa" w:w="1247"/>
           </w:tcPr>
-          <w:p/>
+          <w:p>
+            <w:pPr>
+              <w:spacing w:after="0"/>
+              <w:jc w:val="right"/>
+            </w:pPr>
+          </w:p>
         </w:tc>
         <w:tc>
           <w:tcPr>
-            <w:tcW w:type="dxa" w:w="1336"/>
+            <w:tcW w:type="dxa" w:w="1928"/>
           </w:tcPr>
-          <w:p/>
+          <w:p>
+            <w:pPr>
+              <w:spacing w:after="0"/>
+              <w:jc w:val="left"/>
+            </w:pPr>
+          </w:p>
         </w:tc>
         <w:tc>
           <w:tcPr>
-            <w:tcW w:type="dxa" w:w="1336"/>
+            <w:tcW w:type="dxa" w:w="1304"/>
           </w:tcPr>
-          <w:p/>
+          <w:p>
+            <w:pPr>
+              <w:spacing w:after="0"/>
+              <w:jc w:val="left"/>
+            </w:pPr>
+          </w:p>
         </w:tc>
       </w:tr>
       <w:tr>
         <w:tc>
           <w:tcPr>
-            <w:tcW w:type="dxa" w:w="1336"/>
+            <w:tcW w:type="dxa" w:w="454"/>
           </w:tcPr>
           <w:p>
+            <w:pPr>
+              <w:spacing w:after="0"/>
+              <w:jc w:val="center"/>
+            </w:pPr>
             <w:r>
+              <w:rPr>
+                <w:b w:val="0"/>
+                <w:sz w:val="20"/>
+              </w:rPr>
               <w:t>10</w:t>
             </w:r>
           </w:p>
         </w:tc>
         <w:tc>
           <w:tcPr>
-            <w:tcW w:type="dxa" w:w="1336"/>
+            <w:tcW w:type="dxa" w:w="1814"/>
           </w:tcPr>
-          <w:p/>
+          <w:p>
+            <w:pPr>
+              <w:spacing w:after="0"/>
+              <w:jc w:val="left"/>
+            </w:pPr>
+          </w:p>
         </w:tc>
         <w:tc>
           <w:tcPr>
-            <w:tcW w:type="dxa" w:w="1336"/>
+            <w:tcW w:type="dxa" w:w="1474"/>
           </w:tcPr>
-          <w:p/>
+          <w:p>
+            <w:pPr>
+              <w:spacing w:after="0"/>
+              <w:jc w:val="left"/>
+            </w:pPr>
+          </w:p>
         </w:tc>
         <w:tc>
           <w:tcPr>
-            <w:tcW w:type="dxa" w:w="1336"/>
+            <w:tcW w:type="dxa" w:w="1134"/>
           </w:tcPr>
-          <w:p/>
+          <w:p>
+            <w:pPr>
+              <w:spacing w:after="0"/>
+              <w:jc w:val="center"/>
+            </w:pPr>
+          </w:p>
         </w:tc>
         <w:tc>
           <w:tcPr>
-            <w:tcW w:type="dxa" w:w="1336"/>
+            <w:tcW w:type="dxa" w:w="1247"/>
           </w:tcPr>
-          <w:p/>
+          <w:p>
+            <w:pPr>
+              <w:spacing w:after="0"/>
+              <w:jc w:val="right"/>
+            </w:pPr>
+          </w:p>
         </w:tc>
         <w:tc>
           <w:tcPr>
-            <w:tcW w:type="dxa" w:w="1336"/>
+            <w:tcW w:type="dxa" w:w="1928"/>
           </w:tcPr>
-          <w:p/>
+          <w:p>
+            <w:pPr>
+              <w:spacing w:after="0"/>
+              <w:jc w:val="left"/>
+            </w:pPr>
+          </w:p>
         </w:tc>
         <w:tc>
           <w:tcPr>
-            <w:tcW w:type="dxa" w:w="1336"/>
+            <w:tcW w:type="dxa" w:w="1304"/>
           </w:tcPr>
-          <w:p/>
+          <w:p>
+            <w:pPr>
+              <w:spacing w:after="0"/>
+              <w:jc w:val="left"/>
+            </w:pPr>
+          </w:p>
         </w:tc>
       </w:tr>
       <w:tr>
         <w:tc>
           <w:tcPr>
-            <w:tcW w:type="dxa" w:w="1336"/>
+            <w:tcW w:type="dxa" w:w="454"/>
           </w:tcPr>
           <w:p>
+            <w:pPr>
+              <w:spacing w:after="0"/>
+              <w:jc w:val="center"/>
+            </w:pPr>
             <w:r>
+              <w:rPr>
+                <w:b w:val="0"/>
+                <w:sz w:val="20"/>
+              </w:rPr>
               <w:t>11</w:t>
             </w:r>
           </w:p>
         </w:tc>
         <w:tc>
           <w:tcPr>
-            <w:tcW w:type="dxa" w:w="1336"/>
+            <w:tcW w:type="dxa" w:w="1814"/>
           </w:tcPr>
-          <w:p/>
+          <w:p>
+            <w:pPr>
+              <w:spacing w:after="0"/>
+              <w:jc w:val="left"/>
+            </w:pPr>
+          </w:p>
         </w:tc>
         <w:tc>
           <w:tcPr>
-            <w:tcW w:type="dxa" w:w="1336"/>
+            <w:tcW w:type="dxa" w:w="1474"/>
           </w:tcPr>
-          <w:p/>
+          <w:p>
+            <w:pPr>
+              <w:spacing w:after="0"/>
+              <w:jc w:val="left"/>
+            </w:pPr>
+          </w:p>
         </w:tc>
         <w:tc>
           <w:tcPr>
-            <w:tcW w:type="dxa" w:w="1336"/>
+            <w:tcW w:type="dxa" w:w="1134"/>
           </w:tcPr>
-          <w:p/>
+          <w:p>
+            <w:pPr>
+              <w:spacing w:after="0"/>
+              <w:jc w:val="center"/>
+            </w:pPr>
+          </w:p>
         </w:tc>
         <w:tc>
           <w:tcPr>
-            <w:tcW w:type="dxa" w:w="1336"/>
+            <w:tcW w:type="dxa" w:w="1247"/>
           </w:tcPr>
-          <w:p/>
+          <w:p>
+            <w:pPr>
+              <w:spacing w:after="0"/>
+              <w:jc w:val="right"/>
+            </w:pPr>
+          </w:p>
         </w:tc>
         <w:tc>
           <w:tcPr>
-            <w:tcW w:type="dxa" w:w="1336"/>
+            <w:tcW w:type="dxa" w:w="1928"/>
           </w:tcPr>
-          <w:p/>
+          <w:p>
+            <w:pPr>
+              <w:spacing w:after="0"/>
+              <w:jc w:val="left"/>
+            </w:pPr>
+          </w:p>
         </w:tc>
         <w:tc>
           <w:tcPr>
-            <w:tcW w:type="dxa" w:w="1336"/>
+            <w:tcW w:type="dxa" w:w="1304"/>
           </w:tcPr>
-          <w:p/>
+          <w:p>
+            <w:pPr>
+              <w:spacing w:after="0"/>
+              <w:jc w:val="left"/>
+            </w:pPr>
+          </w:p>
         </w:tc>
       </w:tr>
       <w:tr>
         <w:tc>
           <w:tcPr>
-            <w:tcW w:type="dxa" w:w="1336"/>
+            <w:tcW w:type="dxa" w:w="454"/>
           </w:tcPr>
           <w:p>
+            <w:pPr>
+              <w:spacing w:after="0"/>
+              <w:jc w:val="center"/>
+            </w:pPr>
             <w:r>
+              <w:rPr>
+                <w:b w:val="0"/>
+                <w:sz w:val="20"/>
+              </w:rPr>
               <w:t>12</w:t>
             </w:r>
           </w:p>
         </w:tc>
         <w:tc>
           <w:tcPr>
-            <w:tcW w:type="dxa" w:w="1336"/>
+            <w:tcW w:type="dxa" w:w="1814"/>
           </w:tcPr>
-          <w:p/>
+          <w:p>
+            <w:pPr>
+              <w:spacing w:after="0"/>
+              <w:jc w:val="left"/>
+            </w:pPr>
+          </w:p>
         </w:tc>
         <w:tc>
           <w:tcPr>
-            <w:tcW w:type="dxa" w:w="1336"/>
+            <w:tcW w:type="dxa" w:w="1474"/>
           </w:tcPr>
-          <w:p/>
+          <w:p>
+            <w:pPr>
+              <w:spacing w:after="0"/>
+              <w:jc w:val="left"/>
+            </w:pPr>
+          </w:p>
         </w:tc>
         <w:tc>
           <w:tcPr>
-            <w:tcW w:type="dxa" w:w="1336"/>
+            <w:tcW w:type="dxa" w:w="1134"/>
           </w:tcPr>
-          <w:p/>
+          <w:p>
+            <w:pPr>
+              <w:spacing w:after="0"/>
+              <w:jc w:val="center"/>
+            </w:pPr>
+          </w:p>
         </w:tc>
         <w:tc>
           <w:tcPr>
-            <w:tcW w:type="dxa" w:w="1336"/>
+            <w:tcW w:type="dxa" w:w="1247"/>
           </w:tcPr>
-          <w:p/>
+          <w:p>
+            <w:pPr>
+              <w:spacing w:after="0"/>
+              <w:jc w:val="right"/>
+            </w:pPr>
+          </w:p>
         </w:tc>
         <w:tc>
           <w:tcPr>
-            <w:tcW w:type="dxa" w:w="1336"/>
+            <w:tcW w:type="dxa" w:w="1928"/>
           </w:tcPr>
-          <w:p/>
+          <w:p>
+            <w:pPr>
+              <w:spacing w:after="0"/>
+              <w:jc w:val="left"/>
+            </w:pPr>
+          </w:p>
         </w:tc>
         <w:tc>
           <w:tcPr>
-            <w:tcW w:type="dxa" w:w="1336"/>
+            <w:tcW w:type="dxa" w:w="1304"/>
           </w:tcPr>
-          <w:p/>
+          <w:p>
+            <w:pPr>
+              <w:spacing w:after="0"/>
+              <w:jc w:val="left"/>
+            </w:pPr>
+          </w:p>
         </w:tc>
       </w:tr>
       <w:tr>
         <w:tc>
           <w:tcPr>
-            <w:tcW w:type="dxa" w:w="1336"/>
+            <w:tcW w:type="dxa" w:w="454"/>
           </w:tcPr>
           <w:p>
+            <w:pPr>
+              <w:spacing w:after="0"/>
+              <w:jc w:val="center"/>
+            </w:pPr>
             <w:r>
+              <w:rPr>
+                <w:b w:val="0"/>
+                <w:sz w:val="20"/>
+              </w:rPr>
               <w:t>13</w:t>
             </w:r>
           </w:p>
         </w:tc>
         <w:tc>
           <w:tcPr>
-            <w:tcW w:type="dxa" w:w="1336"/>
+            <w:tcW w:type="dxa" w:w="1814"/>
           </w:tcPr>
-          <w:p/>
+          <w:p>
+            <w:pPr>
+              <w:spacing w:after="0"/>
+              <w:jc w:val="left"/>
+            </w:pPr>
+          </w:p>
         </w:tc>
         <w:tc>
           <w:tcPr>
-            <w:tcW w:type="dxa" w:w="1336"/>
+            <w:tcW w:type="dxa" w:w="1474"/>
           </w:tcPr>
-          <w:p/>
+          <w:p>
+            <w:pPr>
+              <w:spacing w:after="0"/>
+              <w:jc w:val="left"/>
+            </w:pPr>
+          </w:p>
         </w:tc>
         <w:tc>
           <w:tcPr>
-            <w:tcW w:type="dxa" w:w="1336"/>
+            <w:tcW w:type="dxa" w:w="1134"/>
           </w:tcPr>
-          <w:p/>
+          <w:p>
+            <w:pPr>
+              <w:spacing w:after="0"/>
+              <w:jc w:val="center"/>
+            </w:pPr>
+          </w:p>
         </w:tc>
         <w:tc>
           <w:tcPr>
-            <w:tcW w:type="dxa" w:w="1336"/>
+            <w:tcW w:type="dxa" w:w="1247"/>
           </w:tcPr>
-          <w:p/>
+          <w:p>
+            <w:pPr>
+              <w:spacing w:after="0"/>
+              <w:jc w:val="right"/>
+            </w:pPr>
+          </w:p>
         </w:tc>
         <w:tc>
           <w:tcPr>
-            <w:tcW w:type="dxa" w:w="1336"/>
+            <w:tcW w:type="dxa" w:w="1928"/>
           </w:tcPr>
-          <w:p/>
+          <w:p>
+            <w:pPr>
+              <w:spacing w:after="0"/>
+              <w:jc w:val="left"/>
+            </w:pPr>
+          </w:p>
         </w:tc>
         <w:tc>
           <w:tcPr>
-            <w:tcW w:type="dxa" w:w="1336"/>
+            <w:tcW w:type="dxa" w:w="1304"/>
           </w:tcPr>
-          <w:p/>
+          <w:p>
+            <w:pPr>
+              <w:spacing w:after="0"/>
+              <w:jc w:val="left"/>
+            </w:pPr>
+          </w:p>
         </w:tc>
       </w:tr>
       <w:tr>
         <w:tc>
           <w:tcPr>
-            <w:tcW w:type="dxa" w:w="1336"/>
+            <w:tcW w:type="dxa" w:w="454"/>
           </w:tcPr>
           <w:p>
+            <w:pPr>
+              <w:spacing w:after="0"/>
+              <w:jc w:val="center"/>
+            </w:pPr>
             <w:r>
+              <w:rPr>
+                <w:b w:val="0"/>
+                <w:sz w:val="20"/>
+              </w:rPr>
               <w:t>14</w:t>
             </w:r>
           </w:p>
         </w:tc>
         <w:tc>
           <w:tcPr>
-            <w:tcW w:type="dxa" w:w="1336"/>
+            <w:tcW w:type="dxa" w:w="1814"/>
           </w:tcPr>
-          <w:p/>
+          <w:p>
+            <w:pPr>
+              <w:spacing w:after="0"/>
+              <w:jc w:val="left"/>
+            </w:pPr>
+          </w:p>
         </w:tc>
         <w:tc>
           <w:tcPr>
-            <w:tcW w:type="dxa" w:w="1336"/>
+            <w:tcW w:type="dxa" w:w="1474"/>
           </w:tcPr>
-          <w:p/>
+          <w:p>
+            <w:pPr>
+              <w:spacing w:after="0"/>
+              <w:jc w:val="left"/>
+            </w:pPr>
+          </w:p>
         </w:tc>
         <w:tc>
           <w:tcPr>
-            <w:tcW w:type="dxa" w:w="1336"/>
+            <w:tcW w:type="dxa" w:w="1134"/>
           </w:tcPr>
-          <w:p/>
+          <w:p>
+            <w:pPr>
+              <w:spacing w:after="0"/>
+              <w:jc w:val="center"/>
+            </w:pPr>
+          </w:p>
         </w:tc>
         <w:tc>
           <w:tcPr>
-            <w:tcW w:type="dxa" w:w="1336"/>
+            <w:tcW w:type="dxa" w:w="1247"/>
           </w:tcPr>
-          <w:p/>
+          <w:p>
+            <w:pPr>
+              <w:spacing w:after="0"/>
+              <w:jc w:val="right"/>
+            </w:pPr>
+          </w:p>
         </w:tc>
         <w:tc>
           <w:tcPr>
-            <w:tcW w:type="dxa" w:w="1336"/>
+            <w:tcW w:type="dxa" w:w="1928"/>
           </w:tcPr>
-          <w:p/>
+          <w:p>
+            <w:pPr>
+              <w:spacing w:after="0"/>
+              <w:jc w:val="left"/>
+            </w:pPr>
+          </w:p>
         </w:tc>
         <w:tc>
           <w:tcPr>
-            <w:tcW w:type="dxa" w:w="1336"/>
+            <w:tcW w:type="dxa" w:w="1304"/>
           </w:tcPr>
-          <w:p/>
+          <w:p>
+            <w:pPr>
+              <w:spacing w:after="0"/>
+              <w:jc w:val="left"/>
+            </w:pPr>
+          </w:p>
         </w:tc>
       </w:tr>
       <w:tr>
         <w:tc>
           <w:tcPr>
-            <w:tcW w:type="dxa" w:w="1336"/>
+            <w:tcW w:type="dxa" w:w="454"/>
           </w:tcPr>
           <w:p>
+            <w:pPr>
+              <w:spacing w:after="0"/>
+              <w:jc w:val="center"/>
+            </w:pPr>
             <w:r>
+              <w:rPr>
+                <w:b w:val="0"/>
+                <w:sz w:val="20"/>
+              </w:rPr>
               <w:t>15</w:t>
             </w:r>
           </w:p>
         </w:tc>
         <w:tc>
           <w:tcPr>
-            <w:tcW w:type="dxa" w:w="1336"/>
+            <w:tcW w:type="dxa" w:w="1814"/>
           </w:tcPr>
-          <w:p/>
+          <w:p>
+            <w:pPr>
+              <w:spacing w:after="0"/>
+              <w:jc w:val="left"/>
+            </w:pPr>
+          </w:p>
         </w:tc>
         <w:tc>
           <w:tcPr>
-            <w:tcW w:type="dxa" w:w="1336"/>
+            <w:tcW w:type="dxa" w:w="1474"/>
           </w:tcPr>
-          <w:p/>
+          <w:p>
+            <w:pPr>
+              <w:spacing w:after="0"/>
+              <w:jc w:val="left"/>
+            </w:pPr>
+          </w:p>
         </w:tc>
         <w:tc>
           <w:tcPr>
-            <w:tcW w:type="dxa" w:w="1336"/>
+            <w:tcW w:type="dxa" w:w="1134"/>
           </w:tcPr>
-          <w:p/>
+          <w:p>
+            <w:pPr>
+              <w:spacing w:after="0"/>
+              <w:jc w:val="center"/>
+            </w:pPr>
+          </w:p>
         </w:tc>
         <w:tc>
           <w:tcPr>
-            <w:tcW w:type="dxa" w:w="1336"/>
+            <w:tcW w:type="dxa" w:w="1247"/>
           </w:tcPr>
-          <w:p/>
+          <w:p>
+            <w:pPr>
+              <w:spacing w:after="0"/>
+              <w:jc w:val="right"/>
+            </w:pPr>
+          </w:p>
         </w:tc>
         <w:tc>
           <w:tcPr>
-            <w:tcW w:type="dxa" w:w="1336"/>
+            <w:tcW w:type="dxa" w:w="1928"/>
           </w:tcPr>
-          <w:p/>
+          <w:p>
+            <w:pPr>
+              <w:spacing w:after="0"/>
+              <w:jc w:val="left"/>
+            </w:pPr>
+          </w:p>
         </w:tc>
         <w:tc>
           <w:tcPr>
-            <w:tcW w:type="dxa" w:w="1336"/>
+            <w:tcW w:type="dxa" w:w="1304"/>
           </w:tcPr>
-          <w:p/>
+          <w:p>
+            <w:pPr>
+              <w:spacing w:after="0"/>
+              <w:jc w:val="left"/>
+            </w:pPr>
+          </w:p>
         </w:tc>
       </w:tr>
     </w:tbl>
     <w:p/>
     <w:p>
+      <w:pPr>
+        <w:keepNext/>
+        <w:keepLines/>
+      </w:pPr>
       <w:r>
         <w:t>Общий вывод: {{ОБЩИЙ_ВЫВОД}}.</w:t>
       </w:r>
     </w:p>
-    <w:p/>
     <w:p>
+      <w:pPr>
+        <w:keepNext/>
+        <w:keepLines/>
+      </w:pPr>
+    </w:p>
+    <w:p>
+      <w:pPr>
+        <w:keepNext/>
+        <w:keepLines/>
+      </w:pPr>
       <w:r>
         <w:t>{{ВИД_УПРАВЛЯЮЩЕГО}} {{ДОЛЖНИК_НАИМЕНОВАНИЕ}}</w:t>
       </w:r>
     </w:p>
-    <w:p/>
     <w:p>
+      <w:pPr>
+        <w:keepNext/>
+        <w:keepLines/>
+      </w:pPr>
+    </w:p>
+    <w:p>
+      <w:pPr>
+        <w:keepNext/>
+        <w:keepLines/>
+      </w:pPr>
       <w:r>
         <w:t>__________________ / {{ФИО_УПРАВЛЯЮЩЕГО}} /</w:t>
       </w:r>
     </w:p>
-    <w:p/>
     <w:p>
+      <w:pPr>
+        <w:keepNext/>
+        <w:keepLines/>
+      </w:pPr>
+    </w:p>
+    <w:p>
+      <w:pPr>
+        <w:keepLines/>
+      </w:pPr>
       <w:r>
         <w:t>{{ДАТА}}</w:t>
       </w:r>
@@ -1283,6 +1966,7 @@
     <w:rPr>
       <w:rFonts w:ascii="Times New Roman" w:hAnsi="Times New Roman"/>
       <w:sz w:val="24"/>
+      <w:lang w:val="ru-RU" w:eastAsia="ru-RU"/>
     </w:rPr>
   </w:style>
   <w:style w:type="paragraph" w:styleId="Header">

--- a/docs/docx/zakl_sdelki.docx
+++ b/docs/docx/zakl_sdelki.docx
@@ -1573,7 +1573,7 @@
         <w:keepLines/>
       </w:pPr>
       <w:r>
-        <w:t>__________________ / {{ФИО_УПРАВЛЯЮЩЕГО}} /</w:t>
+        <w:t>__________________ {{ФИО_УПРАВЛЯЮЩЕГО_ИОФ}}</w:t>
       </w:r>
     </w:p>
     <w:p>
